--- a/ADG/11장/11장_실습문제_정답.docx
+++ b/ADG/11장/11장_실습문제_정답.docx
@@ -34,7 +34,7 @@
           <w:b/>
           <w:sz w:val="21"/>
         </w:rPr>
-        <w:t>[하-01] 정답: ① ALTER DATABASE CONVERT TO SNAPSHOT STANDBY</w:t>
+        <w:t>[하-01] 정답: ② ALTER DATABASE CONVERT TO SNAPSHOT STANDBY</w:t>
       </w:r>
     </w:p>
     <w:p>
@@ -53,7 +53,7 @@
           <w:b/>
           <w:sz w:val="21"/>
         </w:rPr>
-        <w:t>[하-02] 정답: ① ALTER DATABASE CONVERT TO PHYSICAL STANDBY</w:t>
+        <w:t>[하-02] 정답: ④ ALTER DATABASE CONVERT TO PHYSICAL STANDBY</w:t>
       </w:r>
     </w:p>
     <w:p>
@@ -72,7 +72,7 @@
           <w:b/>
           <w:sz w:val="21"/>
         </w:rPr>
-        <w:t>[하-03] 정답: ① SNAPSHOT STANDBY</w:t>
+        <w:t>[하-03] 정답: ② SNAPSHOT STANDBY</w:t>
       </w:r>
     </w:p>
     <w:p>
@@ -91,7 +91,7 @@
           <w:b/>
           <w:sz w:val="21"/>
         </w:rPr>
-        <w:t>[하-04] 정답: ① CURRENT</w:t>
+        <w:t>[하-04] 정답: ④ CURRENT</w:t>
       </w:r>
     </w:p>
     <w:p>
@@ -110,7 +110,7 @@
           <w:b/>
           <w:sz w:val="21"/>
         </w:rPr>
-        <w:t>[하-05] 정답: ① RESTORE POINT ONLY</w:t>
+        <w:t>[하-05] 정답: ② RESTORE POINT ONLY</w:t>
       </w:r>
     </w:p>
     <w:p>
@@ -129,7 +129,7 @@
           <w:b/>
           <w:sz w:val="21"/>
         </w:rPr>
-        <w:t>[하-06] 정답: ① MOUNTED</w:t>
+        <w:t>[하-06] 정답: ② MOUNTED</w:t>
       </w:r>
     </w:p>
     <w:p>
@@ -148,7 +148,7 @@
           <w:b/>
           <w:sz w:val="21"/>
         </w:rPr>
-        <w:t>[하-07] 정답: ① ORA-38784</w:t>
+        <w:t>[하-07] 정답: ③ ORA-38784</w:t>
       </w:r>
     </w:p>
     <w:p>
@@ -167,7 +167,7 @@
           <w:b/>
           <w:sz w:val="21"/>
         </w:rPr>
-        <w:t>[하-08] 정답: ① ORA-01153</w:t>
+        <w:t>[하-08] 정답: ③ ORA-01153</w:t>
       </w:r>
     </w:p>
     <w:p>
@@ -205,7 +205,7 @@
           <w:b/>
           <w:sz w:val="21"/>
         </w:rPr>
-        <w:t>[하-10] 정답: ① SNAPSHOT_STANDBY_REQUIRED_&lt;날짜&gt; &lt;시각&gt;</w:t>
+        <w:t>[하-10] 정답: ② SNAPSHOT_STANDBY_REQUIRED_&lt;날짜&gt; &lt;시각&gt;</w:t>
       </w:r>
     </w:p>
     <w:p>
@@ -224,7 +224,7 @@
           <w:b/>
           <w:sz w:val="21"/>
         </w:rPr>
-        <w:t>[하-11] 정답: ① YES</w:t>
+        <w:t>[하-11] 정답: ③ YES</w:t>
       </w:r>
     </w:p>
     <w:p>
@@ -262,7 +262,7 @@
           <w:b/>
           <w:sz w:val="21"/>
         </w:rPr>
-        <w:t>[하-13] 정답: ① ORA-01665</w:t>
+        <w:t>[하-13] 정답: ② ORA-01665</w:t>
       </w:r>
     </w:p>
     <w:p>
@@ -281,7 +281,7 @@
           <w:b/>
           <w:sz w:val="21"/>
         </w:rPr>
-        <w:t>[하-14] 정답: ① IDLE</w:t>
+        <w:t>[하-14] 정답: ③ IDLE</w:t>
       </w:r>
     </w:p>
     <w:p>
@@ -300,7 +300,7 @@
           <w:b/>
           <w:sz w:val="21"/>
         </w:rPr>
-        <w:t>[하-15] 정답: ① ALTER DATABASE OPEN</w:t>
+        <w:t>[하-15] 정답: ③ ALTER DATABASE OPEN</w:t>
       </w:r>
     </w:p>
     <w:p>
@@ -319,7 +319,7 @@
           <w:b/>
           <w:sz w:val="21"/>
         </w:rPr>
-        <w:t>[하-16] 정답: ① MOUNTED</w:t>
+        <w:t>[하-16] 정답: ③ MOUNTED</w:t>
       </w:r>
     </w:p>
     <w:p>
@@ -338,7 +338,7 @@
           <w:b/>
           <w:sz w:val="21"/>
         </w:rPr>
-        <w:t>[하-17] 정답: ① ORA-01219</w:t>
+        <w:t>[하-17] 정답: ③ ORA-01219</w:t>
       </w:r>
     </w:p>
     <w:p>
@@ -357,7 +357,7 @@
           <w:b/>
           <w:sz w:val="21"/>
         </w:rPr>
-        <w:t>[하-18] 정답: ① 0</w:t>
+        <w:t>[하-18] 정답: ④ 0</w:t>
       </w:r>
     </w:p>
     <w:p>
@@ -376,7 +376,7 @@
           <w:b/>
           <w:sz w:val="21"/>
         </w:rPr>
-        <w:t>[하-19] 정답: ① ORA-00942</w:t>
+        <w:t>[하-19] 정답: ④ ORA-00942</w:t>
       </w:r>
     </w:p>
     <w:p>
@@ -395,7 +395,7 @@
           <w:b/>
           <w:sz w:val="21"/>
         </w:rPr>
-        <w:t>[하-20] 정답: ① ORA-10456</w:t>
+        <w:t>[하-20] 정답: ③ ORA-10456</w:t>
       </w:r>
     </w:p>
     <w:p>
@@ -441,7 +441,7 @@
           <w:b/>
           <w:sz w:val="21"/>
         </w:rPr>
-        <w:t>[중-02] 정답: ① 준비가 빠르고 저장 공간이 적게 들며 데이터가 최신이다</w:t>
+        <w:t>[중-02] 정답: ③ 준비가 빠르고 저장 공간이 적게 들며 데이터가 최신이다</w:t>
       </w:r>
     </w:p>
     <w:p>
@@ -460,7 +460,7 @@
           <w:b/>
           <w:sz w:val="21"/>
         </w:rPr>
-        <w:t>[중-03] 정답: ① 그 Standby의 재해 복구 능력</w:t>
+        <w:t>[중-03] 정답: ② 그 Standby의 재해 복구 능력</w:t>
       </w:r>
     </w:p>
     <w:p>
@@ -498,7 +498,7 @@
           <w:b/>
           <w:sz w:val="21"/>
         </w:rPr>
-        <w:t>[중-05] 정답: ① MRP가 SCN을 계속 진행시켜 고정할 수 없다</w:t>
+        <w:t>[중-05] 정답: ③ MRP가 SCN을 계속 진행시켜 고정할 수 없다</w:t>
       </w:r>
     </w:p>
     <w:p>
@@ -517,7 +517,7 @@
           <w:b/>
           <w:sz w:val="21"/>
         </w:rPr>
-        <w:t>[중-06] 정답: ① READ ONLY WITH APPLY → READ ONLY</w:t>
+        <w:t>[중-06] 정답: ③ READ ONLY WITH APPLY → READ ONLY</w:t>
       </w:r>
     </w:p>
     <w:p>
@@ -536,7 +536,7 @@
           <w:b/>
           <w:sz w:val="21"/>
         </w:rPr>
-        <w:t>[중-07] 정답: ① 열려 있어도 되고 MOUNT여도 된다</w:t>
+        <w:t>[중-07] 정답: ④ 열려 있어도 되고 MOUNT여도 된다</w:t>
       </w:r>
     </w:p>
     <w:p>
@@ -574,7 +574,7 @@
           <w:b/>
           <w:sz w:val="21"/>
         </w:rPr>
-        <w:t>[중-09] 정답: ① 데이터 파일을 되감으려면 아무도 쓰고 있지 않아야 한다</w:t>
+        <w:t>[중-09] 정답: ② 데이터 파일을 되감으려면 아무도 쓰고 있지 않아야 한다</w:t>
       </w:r>
     </w:p>
     <w:p>
@@ -593,7 +593,7 @@
           <w:b/>
           <w:sz w:val="21"/>
         </w:rPr>
-        <w:t>[중-10] 정답: ① transport 0, apply 계속 증가</w:t>
+        <w:t>[중-10] 정답: ③ transport 0, apply 계속 증가</w:t>
       </w:r>
     </w:p>
     <w:p>
@@ -612,7 +612,7 @@
           <w:b/>
           <w:sz w:val="21"/>
         </w:rPr>
-        <w:t>[중-11] 정답: ① RFS 있음, MRP0 없음</w:t>
+        <w:t>[중-11] 정답: ④ RFS 있음, MRP0 없음</w:t>
       </w:r>
     </w:p>
     <w:p>
@@ -650,7 +650,7 @@
           <w:b/>
           <w:sz w:val="21"/>
         </w:rPr>
-        <w:t>[중-13] 정답: ① FLASHBACK LOG</w:t>
+        <w:t>[중-13] 정답: ② FLASHBACK LOG</w:t>
       </w:r>
     </w:p>
     <w:p>
@@ -707,7 +707,7 @@
           <w:b/>
           <w:sz w:val="21"/>
         </w:rPr>
-        <w:t>[중-16] 정답: ① 고친 값은 복귀하고 그동안의 Primary 변경이 적용됐다</w:t>
+        <w:t>[중-16] 정답: ④ 고친 값은 복귀하고 그동안의 Primary 변경이 적용됐다</w:t>
       </w:r>
     </w:p>
     <w:p>
@@ -783,7 +783,7 @@
           <w:b/>
           <w:sz w:val="21"/>
         </w:rPr>
-        <w:t>[중-20] 정답: ① Standby가 하나뿐이고 오래 써야 할 때</w:t>
+        <w:t>[중-20] 정답: ④ Standby가 하나뿐이고 오래 써야 할 때</w:t>
       </w:r>
     </w:p>
     <w:p>
@@ -810,7 +810,7 @@
           <w:b/>
           <w:sz w:val="21"/>
         </w:rPr>
-        <w:t>[상-01] 정답: ① 전체 플래시백 로깅 대신 보장 복원 지점을 쓰기 때문</w:t>
+        <w:t>[상-01] 정답: ④ 전체 플래시백 로깅 대신 보장 복원 지점을 쓰기 때문</w:t>
       </w:r>
     </w:p>
     <w:p>
@@ -829,7 +829,7 @@
           <w:b/>
           <w:sz w:val="21"/>
         </w:rPr>
-        <w:t>[상-02] 정답: ① FRA가 부족해도 지워지지 않는다</w:t>
+        <w:t>[상-02] 정답: ② FRA가 부족해도 지워지지 않는다</w:t>
       </w:r>
     </w:p>
     <w:p>
@@ -848,7 +848,7 @@
           <w:b/>
           <w:sz w:val="21"/>
         </w:rPr>
-        <w:t>[상-03] 정답: ① FRA가 차면 데이터베이스가 멈추고 비울 방법이 없다</w:t>
+        <w:t>[상-03] 정답: ② FRA가 차면 데이터베이스가 멈추고 비울 방법이 없다</w:t>
       </w:r>
     </w:p>
     <w:p>
@@ -867,7 +867,7 @@
           <w:b/>
           <w:sz w:val="21"/>
         </w:rPr>
-        <w:t>[상-04] 정답: ① 0</w:t>
+        <w:t>[상-04] 정답: ④ 0</w:t>
       </w:r>
     </w:p>
     <w:p>
@@ -886,7 +886,7 @@
           <w:b/>
           <w:sz w:val="21"/>
         </w:rPr>
-        <w:t>[상-05] 정답: ① 1,007</w:t>
+        <w:t>[상-05] 정답: ③ 1,007</w:t>
       </w:r>
     </w:p>
     <w:p>
@@ -943,7 +943,7 @@
           <w:b/>
           <w:sz w:val="21"/>
         </w:rPr>
-        <w:t>[상-08] 정답: ① 첫 번째보다 크다 — 그동안의 리두를 적용한 뒤 기준을 잡기 때문</w:t>
+        <w:t>[상-08] 정답: ② 첫 번째보다 크다 — 그동안의 리두를 적용한 뒤 기준을 잡기 때문</w:t>
       </w:r>
     </w:p>
     <w:p>
@@ -962,7 +962,7 @@
           <w:b/>
           <w:sz w:val="21"/>
         </w:rPr>
-        <w:t>[상-09] 정답: ① Primary가 아직 적용되지 않은 아카이브를 지울 수 있다</w:t>
+        <w:t>[상-09] 정답: ④ Primary가 아직 적용되지 않은 아카이브를 지울 수 있다</w:t>
       </w:r>
     </w:p>
     <w:p>
@@ -981,7 +981,7 @@
           <w:b/>
           <w:sz w:val="21"/>
         </w:rPr>
-        <w:t>[상-10] 정답: ① ORA-38784와 ORA-10456</w:t>
+        <w:t>[상-10] 정답: ④ ORA-38784와 ORA-10456</w:t>
       </w:r>
     </w:p>
     <w:p>

--- a/ADG/11장/11장_실습문제_정답.docx
+++ b/ADG/11장/11장_실습문제_정답.docx
@@ -62,7 +62,21 @@
           <w:rFonts w:ascii="맑은 고딕" w:hAnsi="맑은 고딕" w:eastAsia="맑은 고딕"/>
           <w:sz w:val="21"/>
         </w:rPr>
-        <w:t>해설: 되감기는 이 명령이 알아서 한다. `FLASHBACK DATABASE`를 직접 실행할 필요가 없다.</w:t>
+        <w:t xml:space="preserve">해설: 되감기는 이 명령이 알아서 한다. </w:t>
+      </w:r>
+      <w:r>
+        <w:rPr>
+          <w:rFonts w:ascii="Consolas" w:hAnsi="Consolas" w:eastAsia="맑은 고딕"/>
+          <w:sz w:val="21"/>
+        </w:rPr>
+        <w:t xml:space="preserve">FLASHBACK DATABASE</w:t>
+      </w:r>
+      <w:r>
+        <w:rPr>
+          <w:rFonts w:ascii="맑은 고딕" w:hAnsi="맑은 고딕" w:eastAsia="맑은 고딕"/>
+          <w:sz w:val="21"/>
+        </w:rPr>
+        <w:t xml:space="preserve">를 직접 실행할 필요가 없다.</w:t>
       </w:r>
     </w:p>
     <w:p>
@@ -119,7 +133,21 @@
           <w:rFonts w:ascii="맑은 고딕" w:hAnsi="맑은 고딕" w:eastAsia="맑은 고딕"/>
           <w:sz w:val="21"/>
         </w:rPr>
-        <w:t>해설: 전체 플래시백 로깅(`YES`)이 아니라 복원 지점만으로 되돌릴 수 있는 상태를 뜻한다.</w:t>
+        <w:t xml:space="preserve">해설: 전체 플래시백 로깅(</w:t>
+      </w:r>
+      <w:r>
+        <w:rPr>
+          <w:rFonts w:ascii="Consolas" w:hAnsi="Consolas" w:eastAsia="맑은 고딕"/>
+          <w:sz w:val="21"/>
+        </w:rPr>
+        <w:t xml:space="preserve">YES</w:t>
+      </w:r>
+      <w:r>
+        <w:rPr>
+          <w:rFonts w:ascii="맑은 고딕" w:hAnsi="맑은 고딕" w:eastAsia="맑은 고딕"/>
+          <w:sz w:val="21"/>
+        </w:rPr>
+        <w:t xml:space="preserve">)이 아니라 복원 지점만으로 되돌릴 수 있는 상태를 뜻한다.</w:t>
       </w:r>
     </w:p>
     <w:p>
@@ -157,7 +185,21 @@
           <w:rFonts w:ascii="맑은 고딕" w:hAnsi="맑은 고딕" w:eastAsia="맑은 고딕"/>
           <w:sz w:val="21"/>
         </w:rPr>
-        <w:t>해설: `Cannot create restore point 'SNAPSHOT_STANDBY_REQUIRED_08/27/2026 16:16:39'`. 메시지에 복원 지점 이름이 그대로 드러난다.</w:t>
+        <w:t xml:space="preserve">해설: </w:t>
+      </w:r>
+      <w:r>
+        <w:rPr>
+          <w:rFonts w:ascii="Consolas" w:hAnsi="Consolas" w:eastAsia="맑은 고딕"/>
+          <w:sz w:val="21"/>
+        </w:rPr>
+        <w:t xml:space="preserve">Cannot create restore point 'SNAPSHOT_STANDBY_REQUIRED_08/27/2026 16:16:39'</w:t>
+      </w:r>
+      <w:r>
+        <w:rPr>
+          <w:rFonts w:ascii="맑은 고딕" w:hAnsi="맑은 고딕" w:eastAsia="맑은 고딕"/>
+          <w:sz w:val="21"/>
+        </w:rPr>
+        <w:t xml:space="preserve">. 메시지에 복원 지점 이름이 그대로 드러난다.</w:t>
       </w:r>
     </w:p>
     <w:p>
@@ -176,7 +218,21 @@
           <w:rFonts w:ascii="맑은 고딕" w:hAnsi="맑은 고딕" w:eastAsia="맑은 고딕"/>
           <w:sz w:val="21"/>
         </w:rPr>
-        <w:t>해설: `an incompatible media recovery is active`. MRP가 리두를 적용하고 있다는 뜻이다.</w:t>
+        <w:t xml:space="preserve">해설: </w:t>
+      </w:r>
+      <w:r>
+        <w:rPr>
+          <w:rFonts w:ascii="Consolas" w:hAnsi="Consolas" w:eastAsia="맑은 고딕"/>
+          <w:sz w:val="21"/>
+        </w:rPr>
+        <w:t xml:space="preserve">an incompatible media recovery is active</w:t>
+      </w:r>
+      <w:r>
+        <w:rPr>
+          <w:rFonts w:ascii="맑은 고딕" w:hAnsi="맑은 고딕" w:eastAsia="맑은 고딕"/>
+          <w:sz w:val="21"/>
+        </w:rPr>
+        <w:t xml:space="preserve">. MRP가 리두를 적용하고 있다는 뜻이다.</w:t>
       </w:r>
     </w:p>
     <w:p>
@@ -214,7 +270,35 @@
           <w:rFonts w:ascii="맑은 고딕" w:hAnsi="맑은 고딕" w:eastAsia="맑은 고딕"/>
           <w:sz w:val="21"/>
         </w:rPr>
-        <w:t>해설: 실측 `SNAPSHOT_STANDBY_REQUIRED_08/27/2026 16:16:43`. `REQUIRED`는 지우면 안 된다는 표시이며, 이름이 길어 실수로 지우기 어렵다.</w:t>
+        <w:t xml:space="preserve">해설: 실측 </w:t>
+      </w:r>
+      <w:r>
+        <w:rPr>
+          <w:rFonts w:ascii="Consolas" w:hAnsi="Consolas" w:eastAsia="맑은 고딕"/>
+          <w:sz w:val="21"/>
+        </w:rPr>
+        <w:t xml:space="preserve">SNAPSHOT_STANDBY_REQUIRED_08/27/2026 16:16:43</w:t>
+      </w:r>
+      <w:r>
+        <w:rPr>
+          <w:rFonts w:ascii="맑은 고딕" w:hAnsi="맑은 고딕" w:eastAsia="맑은 고딕"/>
+          <w:sz w:val="21"/>
+        </w:rPr>
+        <w:t xml:space="preserve">. </w:t>
+      </w:r>
+      <w:r>
+        <w:rPr>
+          <w:rFonts w:ascii="Consolas" w:hAnsi="Consolas" w:eastAsia="맑은 고딕"/>
+          <w:sz w:val="21"/>
+        </w:rPr>
+        <w:t xml:space="preserve">REQUIRED</w:t>
+      </w:r>
+      <w:r>
+        <w:rPr>
+          <w:rFonts w:ascii="맑은 고딕" w:hAnsi="맑은 고딕" w:eastAsia="맑은 고딕"/>
+          <w:sz w:val="21"/>
+        </w:rPr>
+        <w:t xml:space="preserve">는 지우면 안 된다는 표시이며, 이름이 길어 실수로 지우기 어렵다.</w:t>
       </w:r>
     </w:p>
     <w:p>
@@ -252,7 +336,21 @@
           <w:rFonts w:ascii="맑은 고딕" w:hAnsi="맑은 고딕" w:eastAsia="맑은 고딕"/>
           <w:sz w:val="21"/>
         </w:rPr>
-        <w:t>해설: Primary도 마찬가지로 `NO`였다. 플래시백이 꺼져 있어도 전환할 수 있다는 것이 이 장의 첫 놀라움이다.</w:t>
+        <w:t xml:space="preserve">해설: Primary도 마찬가지로 </w:t>
+      </w:r>
+      <w:r>
+        <w:rPr>
+          <w:rFonts w:ascii="Consolas" w:hAnsi="Consolas" w:eastAsia="맑은 고딕"/>
+          <w:sz w:val="21"/>
+        </w:rPr>
+        <w:t xml:space="preserve">NO</w:t>
+      </w:r>
+      <w:r>
+        <w:rPr>
+          <w:rFonts w:ascii="맑은 고딕" w:hAnsi="맑은 고딕" w:eastAsia="맑은 고딕"/>
+          <w:sz w:val="21"/>
+        </w:rPr>
+        <w:t xml:space="preserve">였다. 플래시백이 꺼져 있어도 전환할 수 있다는 것이 이 장의 첫 놀라움이다.</w:t>
       </w:r>
     </w:p>
     <w:p>
@@ -271,7 +369,21 @@
           <w:rFonts w:ascii="맑은 고딕" w:hAnsi="맑은 고딕" w:eastAsia="맑은 고딕"/>
           <w:sz w:val="21"/>
         </w:rPr>
-        <w:t>해설: `control file is not a standby control file`. 1장(Primary)·10장(Far Sync)에서 만난 것과 같다. 판단 기준은 역할이 아니라 컨트롤 파일 유형이다.</w:t>
+        <w:t xml:space="preserve">해설: </w:t>
+      </w:r>
+      <w:r>
+        <w:rPr>
+          <w:rFonts w:ascii="Consolas" w:hAnsi="Consolas" w:eastAsia="맑은 고딕"/>
+          <w:sz w:val="21"/>
+        </w:rPr>
+        <w:t xml:space="preserve">control file is not a standby control file</w:t>
+      </w:r>
+      <w:r>
+        <w:rPr>
+          <w:rFonts w:ascii="맑은 고딕" w:hAnsi="맑은 고딕" w:eastAsia="맑은 고딕"/>
+          <w:sz w:val="21"/>
+        </w:rPr>
+        <w:t xml:space="preserve">. 1장(Primary)·10장(Far Sync)에서 만난 것과 같다. 판단 기준은 역할이 아니라 컨트롤 파일 유형이다.</w:t>
       </w:r>
     </w:p>
     <w:p>
@@ -290,7 +402,49 @@
           <w:rFonts w:ascii="맑은 고딕" w:hAnsi="맑은 고딕" w:eastAsia="맑은 고딕"/>
           <w:sz w:val="21"/>
         </w:rPr>
-        <w:t>해설: 7장의 `MANAGED REAL TIME APPLY`와 대조된다. 다만 `STATUS`는 `VALID`로 남는다. 두 열이 다른 질문에 답한다.</w:t>
+        <w:t xml:space="preserve">해설: 7장의 </w:t>
+      </w:r>
+      <w:r>
+        <w:rPr>
+          <w:rFonts w:ascii="Consolas" w:hAnsi="Consolas" w:eastAsia="맑은 고딕"/>
+          <w:sz w:val="21"/>
+        </w:rPr>
+        <w:t xml:space="preserve">MANAGED REAL TIME APPLY</w:t>
+      </w:r>
+      <w:r>
+        <w:rPr>
+          <w:rFonts w:ascii="맑은 고딕" w:hAnsi="맑은 고딕" w:eastAsia="맑은 고딕"/>
+          <w:sz w:val="21"/>
+        </w:rPr>
+        <w:t xml:space="preserve">와 대조된다. 다만 </w:t>
+      </w:r>
+      <w:r>
+        <w:rPr>
+          <w:rFonts w:ascii="Consolas" w:hAnsi="Consolas" w:eastAsia="맑은 고딕"/>
+          <w:sz w:val="21"/>
+        </w:rPr>
+        <w:t xml:space="preserve">STATUS</w:t>
+      </w:r>
+      <w:r>
+        <w:rPr>
+          <w:rFonts w:ascii="맑은 고딕" w:hAnsi="맑은 고딕" w:eastAsia="맑은 고딕"/>
+          <w:sz w:val="21"/>
+        </w:rPr>
+        <w:t xml:space="preserve">는 </w:t>
+      </w:r>
+      <w:r>
+        <w:rPr>
+          <w:rFonts w:ascii="Consolas" w:hAnsi="Consolas" w:eastAsia="맑은 고딕"/>
+          <w:sz w:val="21"/>
+        </w:rPr>
+        <w:t xml:space="preserve">VALID</w:t>
+      </w:r>
+      <w:r>
+        <w:rPr>
+          <w:rFonts w:ascii="맑은 고딕" w:hAnsi="맑은 고딕" w:eastAsia="맑은 고딕"/>
+          <w:sz w:val="21"/>
+        </w:rPr>
+        <w:t xml:space="preserve">로 남는다. 두 열이 다른 질문에 답한다.</w:t>
       </w:r>
     </w:p>
     <w:p>
@@ -309,7 +463,21 @@
           <w:rFonts w:ascii="맑은 고딕" w:hAnsi="맑은 고딕" w:eastAsia="맑은 고딕"/>
           <w:sz w:val="21"/>
         </w:rPr>
-        <w:t>해설: `READ ONLY`를 붙이지 않는다. Snapshot Standby는 사실상 독립된 데이터베이스처럼 동작하므로 그냥 연다.</w:t>
+        <w:t xml:space="preserve">해설: </w:t>
+      </w:r>
+      <w:r>
+        <w:rPr>
+          <w:rFonts w:ascii="Consolas" w:hAnsi="Consolas" w:eastAsia="맑은 고딕"/>
+          <w:sz w:val="21"/>
+        </w:rPr>
+        <w:t xml:space="preserve">READ ONLY</w:t>
+      </w:r>
+      <w:r>
+        <w:rPr>
+          <w:rFonts w:ascii="맑은 고딕" w:hAnsi="맑은 고딕" w:eastAsia="맑은 고딕"/>
+          <w:sz w:val="21"/>
+        </w:rPr>
+        <w:t xml:space="preserve">를 붙이지 않는다. Snapshot Standby는 사실상 독립된 데이터베이스처럼 동작하므로 그냥 연다.</w:t>
       </w:r>
     </w:p>
     <w:p>
@@ -328,7 +496,21 @@
           <w:rFonts w:ascii="맑은 고딕" w:hAnsi="맑은 고딕" w:eastAsia="맑은 고딕"/>
           <w:sz w:val="21"/>
         </w:rPr>
-        <w:t>해설: CDB를 열어도 PDB는 따라오지 않는다. `ALTER PLUGGABLE DATABASE ... OPEN`으로 따로 연다.</w:t>
+        <w:t xml:space="preserve">해설: CDB를 열어도 PDB는 따라오지 않는다. </w:t>
+      </w:r>
+      <w:r>
+        <w:rPr>
+          <w:rFonts w:ascii="Consolas" w:hAnsi="Consolas" w:eastAsia="맑은 고딕"/>
+          <w:sz w:val="21"/>
+        </w:rPr>
+        <w:t xml:space="preserve">ALTER PLUGGABLE DATABASE ... OPEN</w:t>
+      </w:r>
+      <w:r>
+        <w:rPr>
+          <w:rFonts w:ascii="맑은 고딕" w:hAnsi="맑은 고딕" w:eastAsia="맑은 고딕"/>
+          <w:sz w:val="21"/>
+        </w:rPr>
+        <w:t xml:space="preserve">으로 따로 연다.</w:t>
       </w:r>
     </w:p>
     <w:p>
@@ -347,7 +529,21 @@
           <w:rFonts w:ascii="맑은 고딕" w:hAnsi="맑은 고딕" w:eastAsia="맑은 고딕"/>
           <w:sz w:val="21"/>
         </w:rPr>
-        <w:t>해설: `database or pluggable database not open: queries allowed on fixed tables or views only`. 8장에서 만난 것과 같다.</w:t>
+        <w:t xml:space="preserve">해설: </w:t>
+      </w:r>
+      <w:r>
+        <w:rPr>
+          <w:rFonts w:ascii="Consolas" w:hAnsi="Consolas" w:eastAsia="맑은 고딕"/>
+          <w:sz w:val="21"/>
+        </w:rPr>
+        <w:t xml:space="preserve">database or pluggable database not open: queries allowed on fixed tables or views only</w:t>
+      </w:r>
+      <w:r>
+        <w:rPr>
+          <w:rFonts w:ascii="맑은 고딕" w:hAnsi="맑은 고딕" w:eastAsia="맑은 고딕"/>
+          <w:sz w:val="21"/>
+        </w:rPr>
+        <w:t xml:space="preserve">. 8장에서 만난 것과 같다.</w:t>
       </w:r>
     </w:p>
     <w:p>
@@ -366,7 +562,21 @@
           <w:rFonts w:ascii="맑은 고딕" w:hAnsi="맑은 고딕" w:eastAsia="맑은 고딕"/>
           <w:sz w:val="21"/>
         </w:rPr>
-        <w:t>해설: 지우라고 한 적이 없는데 사라진다. 임무를 마쳤으므로 `CONVERT TO PHYSICAL STANDBY`가 정리한다.</w:t>
+        <w:t xml:space="preserve">해설: 지우라고 한 적이 없는데 사라진다. 임무를 마쳤으므로 </w:t>
+      </w:r>
+      <w:r>
+        <w:rPr>
+          <w:rFonts w:ascii="Consolas" w:hAnsi="Consolas" w:eastAsia="맑은 고딕"/>
+          <w:sz w:val="21"/>
+        </w:rPr>
+        <w:t xml:space="preserve">CONVERT TO PHYSICAL STANDBY</w:t>
+      </w:r>
+      <w:r>
+        <w:rPr>
+          <w:rFonts w:ascii="맑은 고딕" w:hAnsi="맑은 고딕" w:eastAsia="맑은 고딕"/>
+          <w:sz w:val="21"/>
+        </w:rPr>
+        <w:t xml:space="preserve">가 정리한다.</w:t>
       </w:r>
     </w:p>
     <w:p>
@@ -385,7 +595,21 @@
           <w:rFonts w:ascii="맑은 고딕" w:hAnsi="맑은 고딕" w:eastAsia="맑은 고딕"/>
           <w:sz w:val="21"/>
         </w:rPr>
-        <w:t>해설: `table or view does not exist`. 비어 있는 것이 아니라 존재 자체가 없다. 복원 지점 시점의 딕셔너리로 되감겼기 때문이다.</w:t>
+        <w:t xml:space="preserve">해설: </w:t>
+      </w:r>
+      <w:r>
+        <w:rPr>
+          <w:rFonts w:ascii="Consolas" w:hAnsi="Consolas" w:eastAsia="맑은 고딕"/>
+          <w:sz w:val="21"/>
+        </w:rPr>
+        <w:t xml:space="preserve">table or view does not exist</w:t>
+      </w:r>
+      <w:r>
+        <w:rPr>
+          <w:rFonts w:ascii="맑은 고딕" w:hAnsi="맑은 고딕" w:eastAsia="맑은 고딕"/>
+          <w:sz w:val="21"/>
+        </w:rPr>
+        <w:t xml:space="preserve">. 비어 있는 것이 아니라 존재 자체가 없다. 복원 지점 시점의 딕셔너리로 되감겼기 때문이다.</w:t>
       </w:r>
     </w:p>
     <w:p>
@@ -404,7 +628,35 @@
           <w:rFonts w:ascii="맑은 고딕" w:hAnsi="맑은 고딕" w:eastAsia="맑은 고딕"/>
           <w:sz w:val="21"/>
         </w:rPr>
-        <w:t>해설: `cannot open standby database; media recovery session may be in progress`. `MOUNT`에서도 MRP는 잘 뜨기 때문에 헷갈리기 쉽다.</w:t>
+        <w:t xml:space="preserve">해설: </w:t>
+      </w:r>
+      <w:r>
+        <w:rPr>
+          <w:rFonts w:ascii="Consolas" w:hAnsi="Consolas" w:eastAsia="맑은 고딕"/>
+          <w:sz w:val="21"/>
+        </w:rPr>
+        <w:t xml:space="preserve">cannot open standby database; media recovery session may be in progress</w:t>
+      </w:r>
+      <w:r>
+        <w:rPr>
+          <w:rFonts w:ascii="맑은 고딕" w:hAnsi="맑은 고딕" w:eastAsia="맑은 고딕"/>
+          <w:sz w:val="21"/>
+        </w:rPr>
+        <w:t xml:space="preserve">. </w:t>
+      </w:r>
+      <w:r>
+        <w:rPr>
+          <w:rFonts w:ascii="Consolas" w:hAnsi="Consolas" w:eastAsia="맑은 고딕"/>
+          <w:sz w:val="21"/>
+        </w:rPr>
+        <w:t xml:space="preserve">MOUNT</w:t>
+      </w:r>
+      <w:r>
+        <w:rPr>
+          <w:rFonts w:ascii="맑은 고딕" w:hAnsi="맑은 고딕" w:eastAsia="맑은 고딕"/>
+          <w:sz w:val="21"/>
+        </w:rPr>
+        <w:t xml:space="preserve">에서도 MRP는 잘 뜨기 때문에 헷갈리기 쉽다.</w:t>
       </w:r>
     </w:p>
     <w:p>
@@ -526,7 +778,21 @@
           <w:rFonts w:ascii="맑은 고딕" w:hAnsi="맑은 고딕" w:eastAsia="맑은 고딕"/>
           <w:sz w:val="21"/>
         </w:rPr>
-        <w:t>해설: `WITH APPLY`는 MRP의 존재를 반영하는 꼬리표다. 9장에서 배운 대로다.</w:t>
+        <w:t xml:space="preserve">해설: </w:t>
+      </w:r>
+      <w:r>
+        <w:rPr>
+          <w:rFonts w:ascii="Consolas" w:hAnsi="Consolas" w:eastAsia="맑은 고딕"/>
+          <w:sz w:val="21"/>
+        </w:rPr>
+        <w:t xml:space="preserve">WITH APPLY</w:t>
+      </w:r>
+      <w:r>
+        <w:rPr>
+          <w:rFonts w:ascii="맑은 고딕" w:hAnsi="맑은 고딕" w:eastAsia="맑은 고딕"/>
+          <w:sz w:val="21"/>
+        </w:rPr>
+        <w:t xml:space="preserve">는 MRP의 존재를 반영하는 꼬리표다. 9장에서 배운 대로다.</w:t>
       </w:r>
     </w:p>
     <w:p>
@@ -545,7 +811,49 @@
           <w:rFonts w:ascii="맑은 고딕" w:hAnsi="맑은 고딕" w:eastAsia="맑은 고딕"/>
           <w:sz w:val="21"/>
         </w:rPr>
-        <w:t>해설: 실습에서 `READ ONLY`인 채로 전환해 `Database altered.`를 받았다. 전환 후에는 어느 쪽이든 `MOUNTED`가 된다.</w:t>
+        <w:t xml:space="preserve">해설: 실습에서 </w:t>
+      </w:r>
+      <w:r>
+        <w:rPr>
+          <w:rFonts w:ascii="Consolas" w:hAnsi="Consolas" w:eastAsia="맑은 고딕"/>
+          <w:sz w:val="21"/>
+        </w:rPr>
+        <w:t xml:space="preserve">READ ONLY</w:t>
+      </w:r>
+      <w:r>
+        <w:rPr>
+          <w:rFonts w:ascii="맑은 고딕" w:hAnsi="맑은 고딕" w:eastAsia="맑은 고딕"/>
+          <w:sz w:val="21"/>
+        </w:rPr>
+        <w:t xml:space="preserve">인 채로 전환해 </w:t>
+      </w:r>
+      <w:r>
+        <w:rPr>
+          <w:rFonts w:ascii="Consolas" w:hAnsi="Consolas" w:eastAsia="맑은 고딕"/>
+          <w:sz w:val="21"/>
+        </w:rPr>
+        <w:t xml:space="preserve">Database altered.</w:t>
+      </w:r>
+      <w:r>
+        <w:rPr>
+          <w:rFonts w:ascii="맑은 고딕" w:hAnsi="맑은 고딕" w:eastAsia="맑은 고딕"/>
+          <w:sz w:val="21"/>
+        </w:rPr>
+        <w:t xml:space="preserve">를 받았다. 전환 후에는 어느 쪽이든 </w:t>
+      </w:r>
+      <w:r>
+        <w:rPr>
+          <w:rFonts w:ascii="Consolas" w:hAnsi="Consolas" w:eastAsia="맑은 고딕"/>
+          <w:sz w:val="21"/>
+        </w:rPr>
+        <w:t xml:space="preserve">MOUNTED</w:t>
+      </w:r>
+      <w:r>
+        <w:rPr>
+          <w:rFonts w:ascii="맑은 고딕" w:hAnsi="맑은 고딕" w:eastAsia="맑은 고딕"/>
+          <w:sz w:val="21"/>
+        </w:rPr>
+        <w:t xml:space="preserve">가 된다.</w:t>
       </w:r>
     </w:p>
     <w:p>
@@ -602,7 +910,35 @@
           <w:rFonts w:ascii="맑은 고딕" w:hAnsi="맑은 고딕" w:eastAsia="맑은 고딕"/>
           <w:sz w:val="21"/>
         </w:rPr>
-        <w:t>해설: 실측 `transport lag +00 00:00:00`, `apply lag +00 00:02:38`. 이 조합이 Snapshot Standby의 표식이다. 둘 다 증가한다면 전송 자체가 끊긴 것이므로 원인이 다르다.</w:t>
+        <w:t xml:space="preserve">해설: 실측 </w:t>
+      </w:r>
+      <w:r>
+        <w:rPr>
+          <w:rFonts w:ascii="Consolas" w:hAnsi="Consolas" w:eastAsia="맑은 고딕"/>
+          <w:sz w:val="21"/>
+        </w:rPr>
+        <w:t xml:space="preserve">transport lag +00 00:00:00</w:t>
+      </w:r>
+      <w:r>
+        <w:rPr>
+          <w:rFonts w:ascii="맑은 고딕" w:hAnsi="맑은 고딕" w:eastAsia="맑은 고딕"/>
+          <w:sz w:val="21"/>
+        </w:rPr>
+        <w:t xml:space="preserve">, </w:t>
+      </w:r>
+      <w:r>
+        <w:rPr>
+          <w:rFonts w:ascii="Consolas" w:hAnsi="Consolas" w:eastAsia="맑은 고딕"/>
+          <w:sz w:val="21"/>
+        </w:rPr>
+        <w:t xml:space="preserve">apply lag +00 00:02:38</w:t>
+      </w:r>
+      <w:r>
+        <w:rPr>
+          <w:rFonts w:ascii="맑은 고딕" w:hAnsi="맑은 고딕" w:eastAsia="맑은 고딕"/>
+          <w:sz w:val="21"/>
+        </w:rPr>
+        <w:t xml:space="preserve">. 이 조합이 Snapshot Standby의 표식이다. 둘 다 증가한다면 전송 자체가 끊긴 것이므로 원인이 다르다.</w:t>
       </w:r>
     </w:p>
     <w:p>
@@ -659,7 +995,21 @@
           <w:rFonts w:ascii="맑은 고딕" w:hAnsi="맑은 고딕" w:eastAsia="맑은 고딕"/>
           <w:sz w:val="21"/>
         </w:rPr>
-        <w:t>해설: 전환 전에는 없던 유형이다. `V$FLASH_RECOVERY_AREA_USAGE`에서 확인한다.</w:t>
+        <w:t xml:space="preserve">해설: 전환 전에는 없던 유형이다. </w:t>
+      </w:r>
+      <w:r>
+        <w:rPr>
+          <w:rFonts w:ascii="Consolas" w:hAnsi="Consolas" w:eastAsia="맑은 고딕"/>
+          <w:sz w:val="21"/>
+        </w:rPr>
+        <w:t xml:space="preserve">V$FLASH_RECOVERY_AREA_USAGE</w:t>
+      </w:r>
+      <w:r>
+        <w:rPr>
+          <w:rFonts w:ascii="맑은 고딕" w:hAnsi="맑은 고딕" w:eastAsia="맑은 고딕"/>
+          <w:sz w:val="21"/>
+        </w:rPr>
+        <w:t xml:space="preserve">에서 확인한다.</w:t>
       </w:r>
     </w:p>
     <w:p>
@@ -697,7 +1047,21 @@
           <w:rFonts w:ascii="맑은 고딕" w:hAnsi="맑은 고딕" w:eastAsia="맑은 고딕"/>
           <w:sz w:val="21"/>
         </w:rPr>
-        <w:t>해설: `FLASHBACK LOG` 항목 자체가 사라졌다. 복원 지점이 없어졌으므로 플래시백 로그도 필요 없어진 것이다. 반대로 말하면 되돌리기 전에는 회수되지 않는다.</w:t>
+        <w:t xml:space="preserve">해설: </w:t>
+      </w:r>
+      <w:r>
+        <w:rPr>
+          <w:rFonts w:ascii="Consolas" w:hAnsi="Consolas" w:eastAsia="맑은 고딕"/>
+          <w:sz w:val="21"/>
+        </w:rPr>
+        <w:t xml:space="preserve">FLASHBACK LOG</w:t>
+      </w:r>
+      <w:r>
+        <w:rPr>
+          <w:rFonts w:ascii="맑은 고딕" w:hAnsi="맑은 고딕" w:eastAsia="맑은 고딕"/>
+          <w:sz w:val="21"/>
+        </w:rPr>
+        <w:t xml:space="preserve"> 항목 자체가 사라졌다. 복원 지점이 없어졌으므로 플래시백 로그도 필요 없어진 것이다. 반대로 말하면 되돌리기 전에는 회수되지 않는다.</w:t>
       </w:r>
     </w:p>
     <w:p>
@@ -716,7 +1080,35 @@
           <w:rFonts w:ascii="맑은 고딕" w:hAnsi="맑은 고딕" w:eastAsia="맑은 고딕"/>
           <w:sz w:val="21"/>
         </w:rPr>
-        <w:t>해설: 실측에서 1번 행이 `modified-on-snapshot` → `before-snapshot`으로 복귀했고, Snapshot이던 동안 Primary가 넣은 2·3번 행이 나타났다. 되돌리기는 원래 자리로 간 뒤 밀린 리두를 따라잡는다.</w:t>
+        <w:t xml:space="preserve">해설: 실측에서 1번 행이 </w:t>
+      </w:r>
+      <w:r>
+        <w:rPr>
+          <w:rFonts w:ascii="Consolas" w:hAnsi="Consolas" w:eastAsia="맑은 고딕"/>
+          <w:sz w:val="21"/>
+        </w:rPr>
+        <w:t xml:space="preserve">modified-on-snapshot</w:t>
+      </w:r>
+      <w:r>
+        <w:rPr>
+          <w:rFonts w:ascii="맑은 고딕" w:hAnsi="맑은 고딕" w:eastAsia="맑은 고딕"/>
+          <w:sz w:val="21"/>
+        </w:rPr>
+        <w:t xml:space="preserve"> → </w:t>
+      </w:r>
+      <w:r>
+        <w:rPr>
+          <w:rFonts w:ascii="Consolas" w:hAnsi="Consolas" w:eastAsia="맑은 고딕"/>
+          <w:sz w:val="21"/>
+        </w:rPr>
+        <w:t xml:space="preserve">before-snapshot</w:t>
+      </w:r>
+      <w:r>
+        <w:rPr>
+          <w:rFonts w:ascii="맑은 고딕" w:hAnsi="맑은 고딕" w:eastAsia="맑은 고딕"/>
+          <w:sz w:val="21"/>
+        </w:rPr>
+        <w:t xml:space="preserve">으로 복귀했고, Snapshot이던 동안 Primary가 넣은 2·3번 행이 나타났다. 되돌리기는 원래 자리로 간 뒤 밀린 리두를 따라잡는다.</w:t>
       </w:r>
     </w:p>
     <w:p>
@@ -754,7 +1146,21 @@
           <w:rFonts w:ascii="맑은 고딕" w:hAnsi="맑은 고딕" w:eastAsia="맑은 고딕"/>
           <w:sz w:val="21"/>
         </w:rPr>
-        <w:t>해설: Snapshot Standby에서는 `OPEN`이었다. 상태에 따라 명령이 달라진다.</w:t>
+        <w:t xml:space="preserve">해설: Snapshot Standby에서는 </w:t>
+      </w:r>
+      <w:r>
+        <w:rPr>
+          <w:rFonts w:ascii="Consolas" w:hAnsi="Consolas" w:eastAsia="맑은 고딕"/>
+          <w:sz w:val="21"/>
+        </w:rPr>
+        <w:t xml:space="preserve">OPEN</w:t>
+      </w:r>
+      <w:r>
+        <w:rPr>
+          <w:rFonts w:ascii="맑은 고딕" w:hAnsi="맑은 고딕" w:eastAsia="맑은 고딕"/>
+          <w:sz w:val="21"/>
+        </w:rPr>
+        <w:t xml:space="preserve">이었다. 상태에 따라 명령이 달라진다.</w:t>
       </w:r>
     </w:p>
     <w:p>
@@ -876,7 +1282,21 @@
           <w:rFonts w:ascii="맑은 고딕" w:hAnsi="맑은 고딕" w:eastAsia="맑은 고딕"/>
           <w:sz w:val="21"/>
         </w:rPr>
-        <w:t>해설: 실측값이다. `V$DATABASE.CURRENT_SCN`은 열려 있을 때만 의미 있는 값을 준다. 복원 지점 SCN과 비교하려면 연 뒤에 조회한다.</w:t>
+        <w:t xml:space="preserve">해설: 실측값이다. </w:t>
+      </w:r>
+      <w:r>
+        <w:rPr>
+          <w:rFonts w:ascii="Consolas" w:hAnsi="Consolas" w:eastAsia="맑은 고딕"/>
+          <w:sz w:val="21"/>
+        </w:rPr>
+        <w:t xml:space="preserve">V$DATABASE.CURRENT_SCN</w:t>
+      </w:r>
+      <w:r>
+        <w:rPr>
+          <w:rFonts w:ascii="맑은 고딕" w:hAnsi="맑은 고딕" w:eastAsia="맑은 고딕"/>
+          <w:sz w:val="21"/>
+        </w:rPr>
+        <w:t xml:space="preserve">은 열려 있을 때만 의미 있는 값을 준다. 복원 지점 SCN과 비교하려면 연 뒤에 조회한다.</w:t>
       </w:r>
     </w:p>
     <w:p>
@@ -895,7 +1315,21 @@
           <w:rFonts w:ascii="맑은 고딕" w:hAnsi="맑은 고딕" w:eastAsia="맑은 고딕"/>
           <w:sz w:val="21"/>
         </w:rPr>
-        <w:t>해설: 복원 지점 SCN 2,255,344 / `CURRENT_SCN` 2,256,351. 시험을 오래 할수록 이 차이가 벌어지며, 되돌리기는 이 구간을 되감는 작업이다.</w:t>
+        <w:t xml:space="preserve">해설: 복원 지점 SCN 2,255,344 / </w:t>
+      </w:r>
+      <w:r>
+        <w:rPr>
+          <w:rFonts w:ascii="Consolas" w:hAnsi="Consolas" w:eastAsia="맑은 고딕"/>
+          <w:sz w:val="21"/>
+        </w:rPr>
+        <w:t xml:space="preserve">CURRENT_SCN</w:t>
+      </w:r>
+      <w:r>
+        <w:rPr>
+          <w:rFonts w:ascii="맑은 고딕" w:hAnsi="맑은 고딕" w:eastAsia="맑은 고딕"/>
+          <w:sz w:val="21"/>
+        </w:rPr>
+        <w:t xml:space="preserve"> 2,256,351. 시험을 오래 할수록 이 차이가 벌어지며, 되돌리기는 이 구간을 되감는 작업이다.</w:t>
       </w:r>
     </w:p>
     <w:p>
@@ -914,7 +1348,21 @@
           <w:rFonts w:ascii="맑은 고딕" w:hAnsi="맑은 고딕" w:eastAsia="맑은 고딕"/>
           <w:sz w:val="21"/>
         </w:rPr>
-        <w:t>해설: 예상과 달랐던 실측이다. `STORAGE_SIZE`는 "지금까지 쓴 양"이 아니라 전환할 때 확보된 크기에 가깝다. 144,766행이 그 안에서 감당됐다.</w:t>
+        <w:t xml:space="preserve">해설: 예상과 달랐던 실측이다. </w:t>
+      </w:r>
+      <w:r>
+        <w:rPr>
+          <w:rFonts w:ascii="Consolas" w:hAnsi="Consolas" w:eastAsia="맑은 고딕"/>
+          <w:sz w:val="21"/>
+        </w:rPr>
+        <w:t xml:space="preserve">STORAGE_SIZE</w:t>
+      </w:r>
+      <w:r>
+        <w:rPr>
+          <w:rFonts w:ascii="맑은 고딕" w:hAnsi="맑은 고딕" w:eastAsia="맑은 고딕"/>
+          <w:sz w:val="21"/>
+        </w:rPr>
+        <w:t xml:space="preserve">는 "지금까지 쓴 양"이 아니라 전환할 때 확보된 크기에 가깝다. 144,766행이 그 안에서 감당됐다.</w:t>
       </w:r>
     </w:p>
     <w:p>
@@ -933,7 +1381,21 @@
           <w:rFonts w:ascii="맑은 고딕" w:hAnsi="맑은 고딕" w:eastAsia="맑은 고딕"/>
           <w:sz w:val="21"/>
         </w:rPr>
-        <w:t>해설: 상-06 때문이다. `STORAGE_SIZE`는 움직이지 않을 수 있으므로 감시 지표로 쓰면 위험을 놓친다. FRA 안에서 실제로 차지한 비율을 본다.</w:t>
+        <w:t xml:space="preserve">해설: 상-06 때문이다. </w:t>
+      </w:r>
+      <w:r>
+        <w:rPr>
+          <w:rFonts w:ascii="Consolas" w:hAnsi="Consolas" w:eastAsia="맑은 고딕"/>
+          <w:sz w:val="21"/>
+        </w:rPr>
+        <w:t xml:space="preserve">STORAGE_SIZE</w:t>
+      </w:r>
+      <w:r>
+        <w:rPr>
+          <w:rFonts w:ascii="맑은 고딕" w:hAnsi="맑은 고딕" w:eastAsia="맑은 고딕"/>
+          <w:sz w:val="21"/>
+        </w:rPr>
+        <w:t xml:space="preserve">는 움직이지 않을 수 있으므로 감시 지표로 쓰면 위험을 놓친다. FRA 안에서 실제로 차지한 비율을 본다.</w:t>
       </w:r>
     </w:p>
     <w:p>
@@ -990,10 +1452,20 @@
           <w:rFonts w:ascii="맑은 고딕" w:hAnsi="맑은 고딕" w:eastAsia="맑은 고딕"/>
           <w:sz w:val="21"/>
         </w:rPr>
-        <w:t>해설: 전자는 MRP를 멈추지 않고 전환해서, 후자는 열기 전에 MRP를 띄워서 났다. 나머지(ORA-01665·ORA-00942·ORA-01219)는 정상 동작의 결과다. **Snapshot Standby에서 만나는 문제는 대부분 설정이 아니라 순서에서 온다.**</w:t>
+        <w:t xml:space="preserve">해설: 전자는 MRP를 멈추지 않고 전환해서, 후자는 열기 전에 MRP를 띄워서 났다. 나머지(ORA-01665·ORA-00942·ORA-01219)는 정상 동작의 결과다. </w:t>
+      </w:r>
+      <w:r>
+        <w:rPr>
+          <w:rFonts w:ascii="맑은 고딕" w:hAnsi="맑은 고딕" w:eastAsia="맑은 고딕"/>
+          <w:b/>
+          <w:sz w:val="21"/>
+        </w:rPr>
+        <w:t xml:space="preserve">Snapshot Standby에서 만나는 문제는 대부분 설정이 아니라 순서에서 온다.</w:t>
       </w:r>
     </w:p>
     <w:sectPr>
+      <w:headerReference w:type="default" r:id="rId9"/>
+      <w:footerReference w:type="default" r:id="rId10"/>
       <w:pgSz w:w="12240" w:h="15840"/>
       <w:pgMar w:top="1440" w:right="1800" w:bottom="1440" w:left="1800" w:header="720" w:footer="720" w:gutter="0"/>
       <w:cols w:space="720"/>
@@ -1001,6 +1473,26 @@
     </w:sectPr>
   </w:body>
 </w:document>
+</file>
+
+<file path=word/footer1.xml><?xml version="1.0" encoding="utf-8"?>
+<w:ftr xmlns:m="http://schemas.openxmlformats.org/officeDocument/2006/math" xmlns:mc="http://schemas.openxmlformats.org/markup-compatibility/2006" xmlns:mo="http://schemas.microsoft.com/office/mac/office/2008/main" xmlns:mv="urn:schemas-microsoft-com:mac:vml" xmlns:o="urn:schemas-microsoft-com:office:office" xmlns:r="http://schemas.openxmlformats.org/officeDocument/2006/relationships" xmlns:v="urn:schemas-microsoft-com:vml" xmlns:w10="urn:schemas-microsoft-com:office:word" xmlns:w14="http://schemas.microsoft.com/office/word/2010/wordml" xmlns:w="http://schemas.openxmlformats.org/wordprocessingml/2006/main" xmlns:wne="http://schemas.microsoft.com/office/word/2006/wordml" xmlns:wp14="http://schemas.microsoft.com/office/word/2010/wordprocessingDrawing" xmlns:wp="http://schemas.openxmlformats.org/drawingml/2006/wordprocessingDrawing" xmlns:wpc="http://schemas.microsoft.com/office/word/2010/wordprocessingCanvas" xmlns:wpg="http://schemas.microsoft.com/office/word/2010/wordprocessingGroup" xmlns:wpi="http://schemas.microsoft.com/office/word/2010/wordprocessingInk" xmlns:wps="http://schemas.microsoft.com/office/word/2010/wordprocessingShape" mc:Ignorable="w14 wp14">
+  <w:p>
+    <w:pPr>
+      <w:pStyle w:val="Footer"/>
+    </w:pPr>
+  </w:p>
+</w:ftr>
+</file>
+
+<file path=word/header1.xml><?xml version="1.0" encoding="utf-8"?>
+<w:hdr xmlns:m="http://schemas.openxmlformats.org/officeDocument/2006/math" xmlns:mc="http://schemas.openxmlformats.org/markup-compatibility/2006" xmlns:mo="http://schemas.microsoft.com/office/mac/office/2008/main" xmlns:mv="urn:schemas-microsoft-com:mac:vml" xmlns:o="urn:schemas-microsoft-com:office:office" xmlns:r="http://schemas.openxmlformats.org/officeDocument/2006/relationships" xmlns:v="urn:schemas-microsoft-com:vml" xmlns:w10="urn:schemas-microsoft-com:office:word" xmlns:w14="http://schemas.microsoft.com/office/word/2010/wordml" xmlns:w="http://schemas.openxmlformats.org/wordprocessingml/2006/main" xmlns:wne="http://schemas.microsoft.com/office/word/2006/wordml" xmlns:wp14="http://schemas.microsoft.com/office/word/2010/wordprocessingDrawing" xmlns:wp="http://schemas.openxmlformats.org/drawingml/2006/wordprocessingDrawing" xmlns:wpc="http://schemas.microsoft.com/office/word/2010/wordprocessingCanvas" xmlns:wpg="http://schemas.microsoft.com/office/word/2010/wordprocessingGroup" xmlns:wpi="http://schemas.microsoft.com/office/word/2010/wordprocessingInk" xmlns:wps="http://schemas.microsoft.com/office/word/2010/wordprocessingShape" mc:Ignorable="w14 wp14">
+  <w:p>
+    <w:pPr>
+      <w:pStyle w:val="Header"/>
+    </w:pPr>
+  </w:p>
+</w:hdr>
 </file>
 
 <file path=word/numbering.xml><?xml version="1.0" encoding="utf-8"?>

--- a/ADG/11장/11장_실습문제_정답.docx
+++ b/ADG/11장/11장_실습문제_정답.docx
@@ -34,7 +34,7 @@
           <w:b/>
           <w:sz w:val="21"/>
         </w:rPr>
-        <w:t>[하-01] 정답: ① ALTER DATABASE CONVERT TO SNAPSHOT STANDBY</w:t>
+        <w:t>[하-01] 정답: ② ALTER DATABASE CONVERT TO SNAPSHOT STANDBY</w:t>
       </w:r>
     </w:p>
     <w:p>
@@ -53,7 +53,7 @@
           <w:b/>
           <w:sz w:val="21"/>
         </w:rPr>
-        <w:t>[하-02] 정답: ① ALTER DATABASE CONVERT TO PHYSICAL STANDBY</w:t>
+        <w:t>[하-02] 정답: ④ ALTER DATABASE CONVERT TO PHYSICAL STANDBY</w:t>
       </w:r>
     </w:p>
     <w:p>
@@ -62,7 +62,21 @@
           <w:rFonts w:ascii="맑은 고딕" w:hAnsi="맑은 고딕" w:eastAsia="맑은 고딕"/>
           <w:sz w:val="21"/>
         </w:rPr>
-        <w:t>해설: 되감기는 이 명령이 알아서 한다. `FLASHBACK DATABASE`를 직접 실행할 필요가 없다.</w:t>
+        <w:t xml:space="preserve">해설: 되감기는 이 명령이 알아서 한다. </w:t>
+      </w:r>
+      <w:r>
+        <w:rPr>
+          <w:rFonts w:ascii="Consolas" w:hAnsi="Consolas" w:eastAsia="맑은 고딕"/>
+          <w:sz w:val="21"/>
+        </w:rPr>
+        <w:t xml:space="preserve">FLASHBACK DATABASE</w:t>
+      </w:r>
+      <w:r>
+        <w:rPr>
+          <w:rFonts w:ascii="맑은 고딕" w:hAnsi="맑은 고딕" w:eastAsia="맑은 고딕"/>
+          <w:sz w:val="21"/>
+        </w:rPr>
+        <w:t xml:space="preserve">를 직접 실행할 필요가 없다.</w:t>
       </w:r>
     </w:p>
     <w:p>
@@ -72,7 +86,7 @@
           <w:b/>
           <w:sz w:val="21"/>
         </w:rPr>
-        <w:t>[하-03] 정답: ① SNAPSHOT STANDBY</w:t>
+        <w:t>[하-03] 정답: ② SNAPSHOT STANDBY</w:t>
       </w:r>
     </w:p>
     <w:p>
@@ -91,7 +105,7 @@
           <w:b/>
           <w:sz w:val="21"/>
         </w:rPr>
-        <w:t>[하-04] 정답: ① CURRENT</w:t>
+        <w:t>[하-04] 정답: ④ CURRENT</w:t>
       </w:r>
     </w:p>
     <w:p>
@@ -110,7 +124,7 @@
           <w:b/>
           <w:sz w:val="21"/>
         </w:rPr>
-        <w:t>[하-05] 정답: ① RESTORE POINT ONLY</w:t>
+        <w:t>[하-05] 정답: ② RESTORE POINT ONLY</w:t>
       </w:r>
     </w:p>
     <w:p>
@@ -119,7 +133,21 @@
           <w:rFonts w:ascii="맑은 고딕" w:hAnsi="맑은 고딕" w:eastAsia="맑은 고딕"/>
           <w:sz w:val="21"/>
         </w:rPr>
-        <w:t>해설: 전체 플래시백 로깅(`YES`)이 아니라 복원 지점만으로 되돌릴 수 있는 상태를 뜻한다.</w:t>
+        <w:t xml:space="preserve">해설: 전체 플래시백 로깅(</w:t>
+      </w:r>
+      <w:r>
+        <w:rPr>
+          <w:rFonts w:ascii="Consolas" w:hAnsi="Consolas" w:eastAsia="맑은 고딕"/>
+          <w:sz w:val="21"/>
+        </w:rPr>
+        <w:t xml:space="preserve">YES</w:t>
+      </w:r>
+      <w:r>
+        <w:rPr>
+          <w:rFonts w:ascii="맑은 고딕" w:hAnsi="맑은 고딕" w:eastAsia="맑은 고딕"/>
+          <w:sz w:val="21"/>
+        </w:rPr>
+        <w:t xml:space="preserve">)이 아니라 복원 지점만으로 되돌릴 수 있는 상태를 뜻한다.</w:t>
       </w:r>
     </w:p>
     <w:p>
@@ -129,7 +157,7 @@
           <w:b/>
           <w:sz w:val="21"/>
         </w:rPr>
-        <w:t>[하-06] 정답: ① MOUNTED</w:t>
+        <w:t>[하-06] 정답: ② MOUNTED</w:t>
       </w:r>
     </w:p>
     <w:p>
@@ -148,7 +176,7 @@
           <w:b/>
           <w:sz w:val="21"/>
         </w:rPr>
-        <w:t>[하-07] 정답: ① ORA-38784</w:t>
+        <w:t>[하-07] 정답: ③ ORA-38784</w:t>
       </w:r>
     </w:p>
     <w:p>
@@ -157,7 +185,21 @@
           <w:rFonts w:ascii="맑은 고딕" w:hAnsi="맑은 고딕" w:eastAsia="맑은 고딕"/>
           <w:sz w:val="21"/>
         </w:rPr>
-        <w:t>해설: `Cannot create restore point 'SNAPSHOT_STANDBY_REQUIRED_08/27/2026 16:16:39'`. 메시지에 복원 지점 이름이 그대로 드러난다.</w:t>
+        <w:t xml:space="preserve">해설: </w:t>
+      </w:r>
+      <w:r>
+        <w:rPr>
+          <w:rFonts w:ascii="Consolas" w:hAnsi="Consolas" w:eastAsia="맑은 고딕"/>
+          <w:sz w:val="21"/>
+        </w:rPr>
+        <w:t xml:space="preserve">Cannot create restore point 'SNAPSHOT_STANDBY_REQUIRED_08/27/2026 16:16:39'</w:t>
+      </w:r>
+      <w:r>
+        <w:rPr>
+          <w:rFonts w:ascii="맑은 고딕" w:hAnsi="맑은 고딕" w:eastAsia="맑은 고딕"/>
+          <w:sz w:val="21"/>
+        </w:rPr>
+        <w:t xml:space="preserve">. 메시지에 복원 지점 이름이 그대로 드러난다.</w:t>
       </w:r>
     </w:p>
     <w:p>
@@ -167,7 +209,7 @@
           <w:b/>
           <w:sz w:val="21"/>
         </w:rPr>
-        <w:t>[하-08] 정답: ① ORA-01153</w:t>
+        <w:t>[하-08] 정답: ③ ORA-01153</w:t>
       </w:r>
     </w:p>
     <w:p>
@@ -176,7 +218,21 @@
           <w:rFonts w:ascii="맑은 고딕" w:hAnsi="맑은 고딕" w:eastAsia="맑은 고딕"/>
           <w:sz w:val="21"/>
         </w:rPr>
-        <w:t>해설: `an incompatible media recovery is active`. MRP가 리두를 적용하고 있다는 뜻이다.</w:t>
+        <w:t xml:space="preserve">해설: </w:t>
+      </w:r>
+      <w:r>
+        <w:rPr>
+          <w:rFonts w:ascii="Consolas" w:hAnsi="Consolas" w:eastAsia="맑은 고딕"/>
+          <w:sz w:val="21"/>
+        </w:rPr>
+        <w:t xml:space="preserve">an incompatible media recovery is active</w:t>
+      </w:r>
+      <w:r>
+        <w:rPr>
+          <w:rFonts w:ascii="맑은 고딕" w:hAnsi="맑은 고딕" w:eastAsia="맑은 고딕"/>
+          <w:sz w:val="21"/>
+        </w:rPr>
+        <w:t xml:space="preserve">. MRP가 리두를 적용하고 있다는 뜻이다.</w:t>
       </w:r>
     </w:p>
     <w:p>
@@ -205,7 +261,7 @@
           <w:b/>
           <w:sz w:val="21"/>
         </w:rPr>
-        <w:t>[하-10] 정답: ① SNAPSHOT_STANDBY_REQUIRED_&lt;날짜&gt; &lt;시각&gt;</w:t>
+        <w:t>[하-10] 정답: ② SNAPSHOT_STANDBY_REQUIRED_&lt;날짜&gt; &lt;시각&gt;</w:t>
       </w:r>
     </w:p>
     <w:p>
@@ -214,7 +270,35 @@
           <w:rFonts w:ascii="맑은 고딕" w:hAnsi="맑은 고딕" w:eastAsia="맑은 고딕"/>
           <w:sz w:val="21"/>
         </w:rPr>
-        <w:t>해설: 실측 `SNAPSHOT_STANDBY_REQUIRED_08/27/2026 16:16:43`. `REQUIRED`는 지우면 안 된다는 표시이며, 이름이 길어 실수로 지우기 어렵다.</w:t>
+        <w:t xml:space="preserve">해설: 실측 </w:t>
+      </w:r>
+      <w:r>
+        <w:rPr>
+          <w:rFonts w:ascii="Consolas" w:hAnsi="Consolas" w:eastAsia="맑은 고딕"/>
+          <w:sz w:val="21"/>
+        </w:rPr>
+        <w:t xml:space="preserve">SNAPSHOT_STANDBY_REQUIRED_08/27/2026 16:16:43</w:t>
+      </w:r>
+      <w:r>
+        <w:rPr>
+          <w:rFonts w:ascii="맑은 고딕" w:hAnsi="맑은 고딕" w:eastAsia="맑은 고딕"/>
+          <w:sz w:val="21"/>
+        </w:rPr>
+        <w:t xml:space="preserve">. </w:t>
+      </w:r>
+      <w:r>
+        <w:rPr>
+          <w:rFonts w:ascii="Consolas" w:hAnsi="Consolas" w:eastAsia="맑은 고딕"/>
+          <w:sz w:val="21"/>
+        </w:rPr>
+        <w:t xml:space="preserve">REQUIRED</w:t>
+      </w:r>
+      <w:r>
+        <w:rPr>
+          <w:rFonts w:ascii="맑은 고딕" w:hAnsi="맑은 고딕" w:eastAsia="맑은 고딕"/>
+          <w:sz w:val="21"/>
+        </w:rPr>
+        <w:t xml:space="preserve">는 지우면 안 된다는 표시이며, 이름이 길어 실수로 지우기 어렵다.</w:t>
       </w:r>
     </w:p>
     <w:p>
@@ -224,7 +308,7 @@
           <w:b/>
           <w:sz w:val="21"/>
         </w:rPr>
-        <w:t>[하-11] 정답: ① YES</w:t>
+        <w:t>[하-11] 정답: ③ YES</w:t>
       </w:r>
     </w:p>
     <w:p>
@@ -252,7 +336,21 @@
           <w:rFonts w:ascii="맑은 고딕" w:hAnsi="맑은 고딕" w:eastAsia="맑은 고딕"/>
           <w:sz w:val="21"/>
         </w:rPr>
-        <w:t>해설: Primary도 마찬가지로 `NO`였다. 플래시백이 꺼져 있어도 전환할 수 있다는 것이 이 장의 첫 놀라움이다.</w:t>
+        <w:t xml:space="preserve">해설: Primary도 마찬가지로 </w:t>
+      </w:r>
+      <w:r>
+        <w:rPr>
+          <w:rFonts w:ascii="Consolas" w:hAnsi="Consolas" w:eastAsia="맑은 고딕"/>
+          <w:sz w:val="21"/>
+        </w:rPr>
+        <w:t xml:space="preserve">NO</w:t>
+      </w:r>
+      <w:r>
+        <w:rPr>
+          <w:rFonts w:ascii="맑은 고딕" w:hAnsi="맑은 고딕" w:eastAsia="맑은 고딕"/>
+          <w:sz w:val="21"/>
+        </w:rPr>
+        <w:t xml:space="preserve">였다. 플래시백이 꺼져 있어도 전환할 수 있다는 것이 이 장의 첫 놀라움이다.</w:t>
       </w:r>
     </w:p>
     <w:p>
@@ -262,7 +360,7 @@
           <w:b/>
           <w:sz w:val="21"/>
         </w:rPr>
-        <w:t>[하-13] 정답: ① ORA-01665</w:t>
+        <w:t>[하-13] 정답: ② ORA-01665</w:t>
       </w:r>
     </w:p>
     <w:p>
@@ -271,7 +369,21 @@
           <w:rFonts w:ascii="맑은 고딕" w:hAnsi="맑은 고딕" w:eastAsia="맑은 고딕"/>
           <w:sz w:val="21"/>
         </w:rPr>
-        <w:t>해설: `control file is not a standby control file`. 1장(Primary)·10장(Far Sync)에서 만난 것과 같다. 판단 기준은 역할이 아니라 컨트롤 파일 유형이다.</w:t>
+        <w:t xml:space="preserve">해설: </w:t>
+      </w:r>
+      <w:r>
+        <w:rPr>
+          <w:rFonts w:ascii="Consolas" w:hAnsi="Consolas" w:eastAsia="맑은 고딕"/>
+          <w:sz w:val="21"/>
+        </w:rPr>
+        <w:t xml:space="preserve">control file is not a standby control file</w:t>
+      </w:r>
+      <w:r>
+        <w:rPr>
+          <w:rFonts w:ascii="맑은 고딕" w:hAnsi="맑은 고딕" w:eastAsia="맑은 고딕"/>
+          <w:sz w:val="21"/>
+        </w:rPr>
+        <w:t xml:space="preserve">. 1장(Primary)·10장(Far Sync)에서 만난 것과 같다. 판단 기준은 역할이 아니라 컨트롤 파일 유형이다.</w:t>
       </w:r>
     </w:p>
     <w:p>
@@ -281,7 +393,7 @@
           <w:b/>
           <w:sz w:val="21"/>
         </w:rPr>
-        <w:t>[하-14] 정답: ① IDLE</w:t>
+        <w:t>[하-14] 정답: ③ IDLE</w:t>
       </w:r>
     </w:p>
     <w:p>
@@ -290,7 +402,49 @@
           <w:rFonts w:ascii="맑은 고딕" w:hAnsi="맑은 고딕" w:eastAsia="맑은 고딕"/>
           <w:sz w:val="21"/>
         </w:rPr>
-        <w:t>해설: 7장의 `MANAGED REAL TIME APPLY`와 대조된다. 다만 `STATUS`는 `VALID`로 남는다. 두 열이 다른 질문에 답한다.</w:t>
+        <w:t xml:space="preserve">해설: 7장의 </w:t>
+      </w:r>
+      <w:r>
+        <w:rPr>
+          <w:rFonts w:ascii="Consolas" w:hAnsi="Consolas" w:eastAsia="맑은 고딕"/>
+          <w:sz w:val="21"/>
+        </w:rPr>
+        <w:t xml:space="preserve">MANAGED REAL TIME APPLY</w:t>
+      </w:r>
+      <w:r>
+        <w:rPr>
+          <w:rFonts w:ascii="맑은 고딕" w:hAnsi="맑은 고딕" w:eastAsia="맑은 고딕"/>
+          <w:sz w:val="21"/>
+        </w:rPr>
+        <w:t xml:space="preserve">와 대조된다. 다만 </w:t>
+      </w:r>
+      <w:r>
+        <w:rPr>
+          <w:rFonts w:ascii="Consolas" w:hAnsi="Consolas" w:eastAsia="맑은 고딕"/>
+          <w:sz w:val="21"/>
+        </w:rPr>
+        <w:t xml:space="preserve">STATUS</w:t>
+      </w:r>
+      <w:r>
+        <w:rPr>
+          <w:rFonts w:ascii="맑은 고딕" w:hAnsi="맑은 고딕" w:eastAsia="맑은 고딕"/>
+          <w:sz w:val="21"/>
+        </w:rPr>
+        <w:t xml:space="preserve">는 </w:t>
+      </w:r>
+      <w:r>
+        <w:rPr>
+          <w:rFonts w:ascii="Consolas" w:hAnsi="Consolas" w:eastAsia="맑은 고딕"/>
+          <w:sz w:val="21"/>
+        </w:rPr>
+        <w:t xml:space="preserve">VALID</w:t>
+      </w:r>
+      <w:r>
+        <w:rPr>
+          <w:rFonts w:ascii="맑은 고딕" w:hAnsi="맑은 고딕" w:eastAsia="맑은 고딕"/>
+          <w:sz w:val="21"/>
+        </w:rPr>
+        <w:t xml:space="preserve">로 남는다. 두 열이 다른 질문에 답한다.</w:t>
       </w:r>
     </w:p>
     <w:p>
@@ -300,7 +454,7 @@
           <w:b/>
           <w:sz w:val="21"/>
         </w:rPr>
-        <w:t>[하-15] 정답: ① ALTER DATABASE OPEN</w:t>
+        <w:t>[하-15] 정답: ③ ALTER DATABASE OPEN</w:t>
       </w:r>
     </w:p>
     <w:p>
@@ -309,7 +463,21 @@
           <w:rFonts w:ascii="맑은 고딕" w:hAnsi="맑은 고딕" w:eastAsia="맑은 고딕"/>
           <w:sz w:val="21"/>
         </w:rPr>
-        <w:t>해설: `READ ONLY`를 붙이지 않는다. Snapshot Standby는 사실상 독립된 데이터베이스처럼 동작하므로 그냥 연다.</w:t>
+        <w:t xml:space="preserve">해설: </w:t>
+      </w:r>
+      <w:r>
+        <w:rPr>
+          <w:rFonts w:ascii="Consolas" w:hAnsi="Consolas" w:eastAsia="맑은 고딕"/>
+          <w:sz w:val="21"/>
+        </w:rPr>
+        <w:t xml:space="preserve">READ ONLY</w:t>
+      </w:r>
+      <w:r>
+        <w:rPr>
+          <w:rFonts w:ascii="맑은 고딕" w:hAnsi="맑은 고딕" w:eastAsia="맑은 고딕"/>
+          <w:sz w:val="21"/>
+        </w:rPr>
+        <w:t xml:space="preserve">를 붙이지 않는다. Snapshot Standby는 사실상 독립된 데이터베이스처럼 동작하므로 그냥 연다.</w:t>
       </w:r>
     </w:p>
     <w:p>
@@ -319,7 +487,7 @@
           <w:b/>
           <w:sz w:val="21"/>
         </w:rPr>
-        <w:t>[하-16] 정답: ① MOUNTED</w:t>
+        <w:t>[하-16] 정답: ③ MOUNTED</w:t>
       </w:r>
     </w:p>
     <w:p>
@@ -328,7 +496,21 @@
           <w:rFonts w:ascii="맑은 고딕" w:hAnsi="맑은 고딕" w:eastAsia="맑은 고딕"/>
           <w:sz w:val="21"/>
         </w:rPr>
-        <w:t>해설: CDB를 열어도 PDB는 따라오지 않는다. `ALTER PLUGGABLE DATABASE ... OPEN`으로 따로 연다.</w:t>
+        <w:t xml:space="preserve">해설: CDB를 열어도 PDB는 따라오지 않는다. </w:t>
+      </w:r>
+      <w:r>
+        <w:rPr>
+          <w:rFonts w:ascii="Consolas" w:hAnsi="Consolas" w:eastAsia="맑은 고딕"/>
+          <w:sz w:val="21"/>
+        </w:rPr>
+        <w:t xml:space="preserve">ALTER PLUGGABLE DATABASE ... OPEN</w:t>
+      </w:r>
+      <w:r>
+        <w:rPr>
+          <w:rFonts w:ascii="맑은 고딕" w:hAnsi="맑은 고딕" w:eastAsia="맑은 고딕"/>
+          <w:sz w:val="21"/>
+        </w:rPr>
+        <w:t xml:space="preserve">으로 따로 연다.</w:t>
       </w:r>
     </w:p>
     <w:p>
@@ -338,7 +520,7 @@
           <w:b/>
           <w:sz w:val="21"/>
         </w:rPr>
-        <w:t>[하-17] 정답: ① ORA-01219</w:t>
+        <w:t>[하-17] 정답: ③ ORA-01219</w:t>
       </w:r>
     </w:p>
     <w:p>
@@ -347,7 +529,21 @@
           <w:rFonts w:ascii="맑은 고딕" w:hAnsi="맑은 고딕" w:eastAsia="맑은 고딕"/>
           <w:sz w:val="21"/>
         </w:rPr>
-        <w:t>해설: `database or pluggable database not open: queries allowed on fixed tables or views only`. 8장에서 만난 것과 같다.</w:t>
+        <w:t xml:space="preserve">해설: </w:t>
+      </w:r>
+      <w:r>
+        <w:rPr>
+          <w:rFonts w:ascii="Consolas" w:hAnsi="Consolas" w:eastAsia="맑은 고딕"/>
+          <w:sz w:val="21"/>
+        </w:rPr>
+        <w:t xml:space="preserve">database or pluggable database not open: queries allowed on fixed tables or views only</w:t>
+      </w:r>
+      <w:r>
+        <w:rPr>
+          <w:rFonts w:ascii="맑은 고딕" w:hAnsi="맑은 고딕" w:eastAsia="맑은 고딕"/>
+          <w:sz w:val="21"/>
+        </w:rPr>
+        <w:t xml:space="preserve">. 8장에서 만난 것과 같다.</w:t>
       </w:r>
     </w:p>
     <w:p>
@@ -357,7 +553,7 @@
           <w:b/>
           <w:sz w:val="21"/>
         </w:rPr>
-        <w:t>[하-18] 정답: ① 0</w:t>
+        <w:t>[하-18] 정답: ④ 0</w:t>
       </w:r>
     </w:p>
     <w:p>
@@ -366,7 +562,21 @@
           <w:rFonts w:ascii="맑은 고딕" w:hAnsi="맑은 고딕" w:eastAsia="맑은 고딕"/>
           <w:sz w:val="21"/>
         </w:rPr>
-        <w:t>해설: 지우라고 한 적이 없는데 사라진다. 임무를 마쳤으므로 `CONVERT TO PHYSICAL STANDBY`가 정리한다.</w:t>
+        <w:t xml:space="preserve">해설: 지우라고 한 적이 없는데 사라진다. 임무를 마쳤으므로 </w:t>
+      </w:r>
+      <w:r>
+        <w:rPr>
+          <w:rFonts w:ascii="Consolas" w:hAnsi="Consolas" w:eastAsia="맑은 고딕"/>
+          <w:sz w:val="21"/>
+        </w:rPr>
+        <w:t xml:space="preserve">CONVERT TO PHYSICAL STANDBY</w:t>
+      </w:r>
+      <w:r>
+        <w:rPr>
+          <w:rFonts w:ascii="맑은 고딕" w:hAnsi="맑은 고딕" w:eastAsia="맑은 고딕"/>
+          <w:sz w:val="21"/>
+        </w:rPr>
+        <w:t xml:space="preserve">가 정리한다.</w:t>
       </w:r>
     </w:p>
     <w:p>
@@ -376,7 +586,7 @@
           <w:b/>
           <w:sz w:val="21"/>
         </w:rPr>
-        <w:t>[하-19] 정답: ① ORA-00942</w:t>
+        <w:t>[하-19] 정답: ④ ORA-00942</w:t>
       </w:r>
     </w:p>
     <w:p>
@@ -385,7 +595,21 @@
           <w:rFonts w:ascii="맑은 고딕" w:hAnsi="맑은 고딕" w:eastAsia="맑은 고딕"/>
           <w:sz w:val="21"/>
         </w:rPr>
-        <w:t>해설: `table or view does not exist`. 비어 있는 것이 아니라 존재 자체가 없다. 복원 지점 시점의 딕셔너리로 되감겼기 때문이다.</w:t>
+        <w:t xml:space="preserve">해설: </w:t>
+      </w:r>
+      <w:r>
+        <w:rPr>
+          <w:rFonts w:ascii="Consolas" w:hAnsi="Consolas" w:eastAsia="맑은 고딕"/>
+          <w:sz w:val="21"/>
+        </w:rPr>
+        <w:t xml:space="preserve">table or view does not exist</w:t>
+      </w:r>
+      <w:r>
+        <w:rPr>
+          <w:rFonts w:ascii="맑은 고딕" w:hAnsi="맑은 고딕" w:eastAsia="맑은 고딕"/>
+          <w:sz w:val="21"/>
+        </w:rPr>
+        <w:t xml:space="preserve">. 비어 있는 것이 아니라 존재 자체가 없다. 복원 지점 시점의 딕셔너리로 되감겼기 때문이다.</w:t>
       </w:r>
     </w:p>
     <w:p>
@@ -395,7 +619,7 @@
           <w:b/>
           <w:sz w:val="21"/>
         </w:rPr>
-        <w:t>[하-20] 정답: ① ORA-10456</w:t>
+        <w:t>[하-20] 정답: ③ ORA-10456</w:t>
       </w:r>
     </w:p>
     <w:p>
@@ -404,7 +628,35 @@
           <w:rFonts w:ascii="맑은 고딕" w:hAnsi="맑은 고딕" w:eastAsia="맑은 고딕"/>
           <w:sz w:val="21"/>
         </w:rPr>
-        <w:t>해설: `cannot open standby database; media recovery session may be in progress`. `MOUNT`에서도 MRP는 잘 뜨기 때문에 헷갈리기 쉽다.</w:t>
+        <w:t xml:space="preserve">해설: </w:t>
+      </w:r>
+      <w:r>
+        <w:rPr>
+          <w:rFonts w:ascii="Consolas" w:hAnsi="Consolas" w:eastAsia="맑은 고딕"/>
+          <w:sz w:val="21"/>
+        </w:rPr>
+        <w:t xml:space="preserve">cannot open standby database; media recovery session may be in progress</w:t>
+      </w:r>
+      <w:r>
+        <w:rPr>
+          <w:rFonts w:ascii="맑은 고딕" w:hAnsi="맑은 고딕" w:eastAsia="맑은 고딕"/>
+          <w:sz w:val="21"/>
+        </w:rPr>
+        <w:t xml:space="preserve">. </w:t>
+      </w:r>
+      <w:r>
+        <w:rPr>
+          <w:rFonts w:ascii="Consolas" w:hAnsi="Consolas" w:eastAsia="맑은 고딕"/>
+          <w:sz w:val="21"/>
+        </w:rPr>
+        <w:t xml:space="preserve">MOUNT</w:t>
+      </w:r>
+      <w:r>
+        <w:rPr>
+          <w:rFonts w:ascii="맑은 고딕" w:hAnsi="맑은 고딕" w:eastAsia="맑은 고딕"/>
+          <w:sz w:val="21"/>
+        </w:rPr>
+        <w:t xml:space="preserve">에서도 MRP는 잘 뜨기 때문에 헷갈리기 쉽다.</w:t>
       </w:r>
     </w:p>
     <w:p>
@@ -441,7 +693,7 @@
           <w:b/>
           <w:sz w:val="21"/>
         </w:rPr>
-        <w:t>[중-02] 정답: ① 준비가 빠르고 저장 공간이 적게 들며 데이터가 최신이다</w:t>
+        <w:t>[중-02] 정답: ③ 준비가 빠르고 저장 공간이 적게 들며 데이터가 최신이다</w:t>
       </w:r>
     </w:p>
     <w:p>
@@ -460,7 +712,7 @@
           <w:b/>
           <w:sz w:val="21"/>
         </w:rPr>
-        <w:t>[중-03] 정답: ① 그 Standby의 재해 복구 능력</w:t>
+        <w:t>[중-03] 정답: ② 그 Standby의 재해 복구 능력</w:t>
       </w:r>
     </w:p>
     <w:p>
@@ -498,7 +750,7 @@
           <w:b/>
           <w:sz w:val="21"/>
         </w:rPr>
-        <w:t>[중-05] 정답: ① MRP가 SCN을 계속 진행시켜 고정할 수 없다</w:t>
+        <w:t>[중-05] 정답: ③ MRP가 SCN을 계속 진행시켜 고정할 수 없다</w:t>
       </w:r>
     </w:p>
     <w:p>
@@ -517,7 +769,7 @@
           <w:b/>
           <w:sz w:val="21"/>
         </w:rPr>
-        <w:t>[중-06] 정답: ① READ ONLY WITH APPLY → READ ONLY</w:t>
+        <w:t>[중-06] 정답: ③ READ ONLY WITH APPLY → READ ONLY</w:t>
       </w:r>
     </w:p>
     <w:p>
@@ -526,7 +778,21 @@
           <w:rFonts w:ascii="맑은 고딕" w:hAnsi="맑은 고딕" w:eastAsia="맑은 고딕"/>
           <w:sz w:val="21"/>
         </w:rPr>
-        <w:t>해설: `WITH APPLY`는 MRP의 존재를 반영하는 꼬리표다. 9장에서 배운 대로다.</w:t>
+        <w:t xml:space="preserve">해설: </w:t>
+      </w:r>
+      <w:r>
+        <w:rPr>
+          <w:rFonts w:ascii="Consolas" w:hAnsi="Consolas" w:eastAsia="맑은 고딕"/>
+          <w:sz w:val="21"/>
+        </w:rPr>
+        <w:t xml:space="preserve">WITH APPLY</w:t>
+      </w:r>
+      <w:r>
+        <w:rPr>
+          <w:rFonts w:ascii="맑은 고딕" w:hAnsi="맑은 고딕" w:eastAsia="맑은 고딕"/>
+          <w:sz w:val="21"/>
+        </w:rPr>
+        <w:t xml:space="preserve">는 MRP의 존재를 반영하는 꼬리표다. 9장에서 배운 대로다.</w:t>
       </w:r>
     </w:p>
     <w:p>
@@ -536,7 +802,7 @@
           <w:b/>
           <w:sz w:val="21"/>
         </w:rPr>
-        <w:t>[중-07] 정답: ① 열려 있어도 되고 MOUNT여도 된다</w:t>
+        <w:t>[중-07] 정답: ④ 열려 있어도 되고 MOUNT여도 된다</w:t>
       </w:r>
     </w:p>
     <w:p>
@@ -545,7 +811,49 @@
           <w:rFonts w:ascii="맑은 고딕" w:hAnsi="맑은 고딕" w:eastAsia="맑은 고딕"/>
           <w:sz w:val="21"/>
         </w:rPr>
-        <w:t>해설: 실습에서 `READ ONLY`인 채로 전환해 `Database altered.`를 받았다. 전환 후에는 어느 쪽이든 `MOUNTED`가 된다.</w:t>
+        <w:t xml:space="preserve">해설: 실습에서 </w:t>
+      </w:r>
+      <w:r>
+        <w:rPr>
+          <w:rFonts w:ascii="Consolas" w:hAnsi="Consolas" w:eastAsia="맑은 고딕"/>
+          <w:sz w:val="21"/>
+        </w:rPr>
+        <w:t xml:space="preserve">READ ONLY</w:t>
+      </w:r>
+      <w:r>
+        <w:rPr>
+          <w:rFonts w:ascii="맑은 고딕" w:hAnsi="맑은 고딕" w:eastAsia="맑은 고딕"/>
+          <w:sz w:val="21"/>
+        </w:rPr>
+        <w:t xml:space="preserve">인 채로 전환해 </w:t>
+      </w:r>
+      <w:r>
+        <w:rPr>
+          <w:rFonts w:ascii="Consolas" w:hAnsi="Consolas" w:eastAsia="맑은 고딕"/>
+          <w:sz w:val="21"/>
+        </w:rPr>
+        <w:t xml:space="preserve">Database altered.</w:t>
+      </w:r>
+      <w:r>
+        <w:rPr>
+          <w:rFonts w:ascii="맑은 고딕" w:hAnsi="맑은 고딕" w:eastAsia="맑은 고딕"/>
+          <w:sz w:val="21"/>
+        </w:rPr>
+        <w:t xml:space="preserve">를 받았다. 전환 후에는 어느 쪽이든 </w:t>
+      </w:r>
+      <w:r>
+        <w:rPr>
+          <w:rFonts w:ascii="Consolas" w:hAnsi="Consolas" w:eastAsia="맑은 고딕"/>
+          <w:sz w:val="21"/>
+        </w:rPr>
+        <w:t xml:space="preserve">MOUNTED</w:t>
+      </w:r>
+      <w:r>
+        <w:rPr>
+          <w:rFonts w:ascii="맑은 고딕" w:hAnsi="맑은 고딕" w:eastAsia="맑은 고딕"/>
+          <w:sz w:val="21"/>
+        </w:rPr>
+        <w:t xml:space="preserve">가 된다.</w:t>
       </w:r>
     </w:p>
     <w:p>
@@ -574,7 +882,7 @@
           <w:b/>
           <w:sz w:val="21"/>
         </w:rPr>
-        <w:t>[중-09] 정답: ① 데이터 파일을 되감으려면 아무도 쓰고 있지 않아야 한다</w:t>
+        <w:t>[중-09] 정답: ② 데이터 파일을 되감으려면 아무도 쓰고 있지 않아야 한다</w:t>
       </w:r>
     </w:p>
     <w:p>
@@ -593,7 +901,7 @@
           <w:b/>
           <w:sz w:val="21"/>
         </w:rPr>
-        <w:t>[중-10] 정답: ① transport 0, apply 계속 증가</w:t>
+        <w:t>[중-10] 정답: ③ transport 0, apply 계속 증가</w:t>
       </w:r>
     </w:p>
     <w:p>
@@ -602,7 +910,35 @@
           <w:rFonts w:ascii="맑은 고딕" w:hAnsi="맑은 고딕" w:eastAsia="맑은 고딕"/>
           <w:sz w:val="21"/>
         </w:rPr>
-        <w:t>해설: 실측 `transport lag +00 00:00:00`, `apply lag +00 00:02:38`. 이 조합이 Snapshot Standby의 표식이다. 둘 다 증가한다면 전송 자체가 끊긴 것이므로 원인이 다르다.</w:t>
+        <w:t xml:space="preserve">해설: 실측 </w:t>
+      </w:r>
+      <w:r>
+        <w:rPr>
+          <w:rFonts w:ascii="Consolas" w:hAnsi="Consolas" w:eastAsia="맑은 고딕"/>
+          <w:sz w:val="21"/>
+        </w:rPr>
+        <w:t xml:space="preserve">transport lag +00 00:00:00</w:t>
+      </w:r>
+      <w:r>
+        <w:rPr>
+          <w:rFonts w:ascii="맑은 고딕" w:hAnsi="맑은 고딕" w:eastAsia="맑은 고딕"/>
+          <w:sz w:val="21"/>
+        </w:rPr>
+        <w:t xml:space="preserve">, </w:t>
+      </w:r>
+      <w:r>
+        <w:rPr>
+          <w:rFonts w:ascii="Consolas" w:hAnsi="Consolas" w:eastAsia="맑은 고딕"/>
+          <w:sz w:val="21"/>
+        </w:rPr>
+        <w:t xml:space="preserve">apply lag +00 00:02:38</w:t>
+      </w:r>
+      <w:r>
+        <w:rPr>
+          <w:rFonts w:ascii="맑은 고딕" w:hAnsi="맑은 고딕" w:eastAsia="맑은 고딕"/>
+          <w:sz w:val="21"/>
+        </w:rPr>
+        <w:t xml:space="preserve">. 이 조합이 Snapshot Standby의 표식이다. 둘 다 증가한다면 전송 자체가 끊긴 것이므로 원인이 다르다.</w:t>
       </w:r>
     </w:p>
     <w:p>
@@ -612,7 +948,7 @@
           <w:b/>
           <w:sz w:val="21"/>
         </w:rPr>
-        <w:t>[중-11] 정답: ① RFS 있음, MRP0 없음</w:t>
+        <w:t>[중-11] 정답: ④ RFS 있음, MRP0 없음</w:t>
       </w:r>
     </w:p>
     <w:p>
@@ -650,7 +986,7 @@
           <w:b/>
           <w:sz w:val="21"/>
         </w:rPr>
-        <w:t>[중-13] 정답: ① FLASHBACK LOG</w:t>
+        <w:t>[중-13] 정답: ② FLASHBACK LOG</w:t>
       </w:r>
     </w:p>
     <w:p>
@@ -659,7 +995,21 @@
           <w:rFonts w:ascii="맑은 고딕" w:hAnsi="맑은 고딕" w:eastAsia="맑은 고딕"/>
           <w:sz w:val="21"/>
         </w:rPr>
-        <w:t>해설: 전환 전에는 없던 유형이다. `V$FLASH_RECOVERY_AREA_USAGE`에서 확인한다.</w:t>
+        <w:t xml:space="preserve">해설: 전환 전에는 없던 유형이다. </w:t>
+      </w:r>
+      <w:r>
+        <w:rPr>
+          <w:rFonts w:ascii="Consolas" w:hAnsi="Consolas" w:eastAsia="맑은 고딕"/>
+          <w:sz w:val="21"/>
+        </w:rPr>
+        <w:t xml:space="preserve">V$FLASH_RECOVERY_AREA_USAGE</w:t>
+      </w:r>
+      <w:r>
+        <w:rPr>
+          <w:rFonts w:ascii="맑은 고딕" w:hAnsi="맑은 고딕" w:eastAsia="맑은 고딕"/>
+          <w:sz w:val="21"/>
+        </w:rPr>
+        <w:t xml:space="preserve">에서 확인한다.</w:t>
       </w:r>
     </w:p>
     <w:p>
@@ -697,7 +1047,21 @@
           <w:rFonts w:ascii="맑은 고딕" w:hAnsi="맑은 고딕" w:eastAsia="맑은 고딕"/>
           <w:sz w:val="21"/>
         </w:rPr>
-        <w:t>해설: `FLASHBACK LOG` 항목 자체가 사라졌다. 복원 지점이 없어졌으므로 플래시백 로그도 필요 없어진 것이다. 반대로 말하면 되돌리기 전에는 회수되지 않는다.</w:t>
+        <w:t xml:space="preserve">해설: </w:t>
+      </w:r>
+      <w:r>
+        <w:rPr>
+          <w:rFonts w:ascii="Consolas" w:hAnsi="Consolas" w:eastAsia="맑은 고딕"/>
+          <w:sz w:val="21"/>
+        </w:rPr>
+        <w:t xml:space="preserve">FLASHBACK LOG</w:t>
+      </w:r>
+      <w:r>
+        <w:rPr>
+          <w:rFonts w:ascii="맑은 고딕" w:hAnsi="맑은 고딕" w:eastAsia="맑은 고딕"/>
+          <w:sz w:val="21"/>
+        </w:rPr>
+        <w:t xml:space="preserve"> 항목 자체가 사라졌다. 복원 지점이 없어졌으므로 플래시백 로그도 필요 없어진 것이다. 반대로 말하면 되돌리기 전에는 회수되지 않는다.</w:t>
       </w:r>
     </w:p>
     <w:p>
@@ -707,7 +1071,7 @@
           <w:b/>
           <w:sz w:val="21"/>
         </w:rPr>
-        <w:t>[중-16] 정답: ① 고친 값은 복귀하고 그동안의 Primary 변경이 적용됐다</w:t>
+        <w:t>[중-16] 정답: ④ 고친 값은 복귀하고 그동안의 Primary 변경이 적용됐다</w:t>
       </w:r>
     </w:p>
     <w:p>
@@ -716,7 +1080,35 @@
           <w:rFonts w:ascii="맑은 고딕" w:hAnsi="맑은 고딕" w:eastAsia="맑은 고딕"/>
           <w:sz w:val="21"/>
         </w:rPr>
-        <w:t>해설: 실측에서 1번 행이 `modified-on-snapshot` → `before-snapshot`으로 복귀했고, Snapshot이던 동안 Primary가 넣은 2·3번 행이 나타났다. 되돌리기는 원래 자리로 간 뒤 밀린 리두를 따라잡는다.</w:t>
+        <w:t xml:space="preserve">해설: 실측에서 1번 행이 </w:t>
+      </w:r>
+      <w:r>
+        <w:rPr>
+          <w:rFonts w:ascii="Consolas" w:hAnsi="Consolas" w:eastAsia="맑은 고딕"/>
+          <w:sz w:val="21"/>
+        </w:rPr>
+        <w:t xml:space="preserve">modified-on-snapshot</w:t>
+      </w:r>
+      <w:r>
+        <w:rPr>
+          <w:rFonts w:ascii="맑은 고딕" w:hAnsi="맑은 고딕" w:eastAsia="맑은 고딕"/>
+          <w:sz w:val="21"/>
+        </w:rPr>
+        <w:t xml:space="preserve"> → </w:t>
+      </w:r>
+      <w:r>
+        <w:rPr>
+          <w:rFonts w:ascii="Consolas" w:hAnsi="Consolas" w:eastAsia="맑은 고딕"/>
+          <w:sz w:val="21"/>
+        </w:rPr>
+        <w:t xml:space="preserve">before-snapshot</w:t>
+      </w:r>
+      <w:r>
+        <w:rPr>
+          <w:rFonts w:ascii="맑은 고딕" w:hAnsi="맑은 고딕" w:eastAsia="맑은 고딕"/>
+          <w:sz w:val="21"/>
+        </w:rPr>
+        <w:t xml:space="preserve">으로 복귀했고, Snapshot이던 동안 Primary가 넣은 2·3번 행이 나타났다. 되돌리기는 원래 자리로 간 뒤 밀린 리두를 따라잡는다.</w:t>
       </w:r>
     </w:p>
     <w:p>
@@ -754,7 +1146,21 @@
           <w:rFonts w:ascii="맑은 고딕" w:hAnsi="맑은 고딕" w:eastAsia="맑은 고딕"/>
           <w:sz w:val="21"/>
         </w:rPr>
-        <w:t>해설: Snapshot Standby에서는 `OPEN`이었다. 상태에 따라 명령이 달라진다.</w:t>
+        <w:t xml:space="preserve">해설: Snapshot Standby에서는 </w:t>
+      </w:r>
+      <w:r>
+        <w:rPr>
+          <w:rFonts w:ascii="Consolas" w:hAnsi="Consolas" w:eastAsia="맑은 고딕"/>
+          <w:sz w:val="21"/>
+        </w:rPr>
+        <w:t xml:space="preserve">OPEN</w:t>
+      </w:r>
+      <w:r>
+        <w:rPr>
+          <w:rFonts w:ascii="맑은 고딕" w:hAnsi="맑은 고딕" w:eastAsia="맑은 고딕"/>
+          <w:sz w:val="21"/>
+        </w:rPr>
+        <w:t xml:space="preserve">이었다. 상태에 따라 명령이 달라진다.</w:t>
       </w:r>
     </w:p>
     <w:p>
@@ -783,7 +1189,7 @@
           <w:b/>
           <w:sz w:val="21"/>
         </w:rPr>
-        <w:t>[중-20] 정답: ① Standby가 하나뿐이고 오래 써야 할 때</w:t>
+        <w:t>[중-20] 정답: ④ Standby가 하나뿐이고 오래 써야 할 때</w:t>
       </w:r>
     </w:p>
     <w:p>
@@ -810,7 +1216,7 @@
           <w:b/>
           <w:sz w:val="21"/>
         </w:rPr>
-        <w:t>[상-01] 정답: ① 전체 플래시백 로깅 대신 보장 복원 지점을 쓰기 때문</w:t>
+        <w:t>[상-01] 정답: ④ 전체 플래시백 로깅 대신 보장 복원 지점을 쓰기 때문</w:t>
       </w:r>
     </w:p>
     <w:p>
@@ -829,7 +1235,7 @@
           <w:b/>
           <w:sz w:val="21"/>
         </w:rPr>
-        <w:t>[상-02] 정답: ① FRA가 부족해도 지워지지 않는다</w:t>
+        <w:t>[상-02] 정답: ② FRA가 부족해도 지워지지 않는다</w:t>
       </w:r>
     </w:p>
     <w:p>
@@ -848,7 +1254,7 @@
           <w:b/>
           <w:sz w:val="21"/>
         </w:rPr>
-        <w:t>[상-03] 정답: ① FRA가 차면 데이터베이스가 멈추고 비울 방법이 없다</w:t>
+        <w:t>[상-03] 정답: ② FRA가 차면 데이터베이스가 멈추고 비울 방법이 없다</w:t>
       </w:r>
     </w:p>
     <w:p>
@@ -867,7 +1273,7 @@
           <w:b/>
           <w:sz w:val="21"/>
         </w:rPr>
-        <w:t>[상-04] 정답: ① 0</w:t>
+        <w:t>[상-04] 정답: ④ 0</w:t>
       </w:r>
     </w:p>
     <w:p>
@@ -876,7 +1282,21 @@
           <w:rFonts w:ascii="맑은 고딕" w:hAnsi="맑은 고딕" w:eastAsia="맑은 고딕"/>
           <w:sz w:val="21"/>
         </w:rPr>
-        <w:t>해설: 실측값이다. `V$DATABASE.CURRENT_SCN`은 열려 있을 때만 의미 있는 값을 준다. 복원 지점 SCN과 비교하려면 연 뒤에 조회한다.</w:t>
+        <w:t xml:space="preserve">해설: 실측값이다. </w:t>
+      </w:r>
+      <w:r>
+        <w:rPr>
+          <w:rFonts w:ascii="Consolas" w:hAnsi="Consolas" w:eastAsia="맑은 고딕"/>
+          <w:sz w:val="21"/>
+        </w:rPr>
+        <w:t xml:space="preserve">V$DATABASE.CURRENT_SCN</w:t>
+      </w:r>
+      <w:r>
+        <w:rPr>
+          <w:rFonts w:ascii="맑은 고딕" w:hAnsi="맑은 고딕" w:eastAsia="맑은 고딕"/>
+          <w:sz w:val="21"/>
+        </w:rPr>
+        <w:t xml:space="preserve">은 열려 있을 때만 의미 있는 값을 준다. 복원 지점 SCN과 비교하려면 연 뒤에 조회한다.</w:t>
       </w:r>
     </w:p>
     <w:p>
@@ -886,7 +1306,7 @@
           <w:b/>
           <w:sz w:val="21"/>
         </w:rPr>
-        <w:t>[상-05] 정답: ① 1,007</w:t>
+        <w:t>[상-05] 정답: ③ 1,007</w:t>
       </w:r>
     </w:p>
     <w:p>
@@ -895,7 +1315,21 @@
           <w:rFonts w:ascii="맑은 고딕" w:hAnsi="맑은 고딕" w:eastAsia="맑은 고딕"/>
           <w:sz w:val="21"/>
         </w:rPr>
-        <w:t>해설: 복원 지점 SCN 2,255,344 / `CURRENT_SCN` 2,256,351. 시험을 오래 할수록 이 차이가 벌어지며, 되돌리기는 이 구간을 되감는 작업이다.</w:t>
+        <w:t xml:space="preserve">해설: 복원 지점 SCN 2,255,344 / </w:t>
+      </w:r>
+      <w:r>
+        <w:rPr>
+          <w:rFonts w:ascii="Consolas" w:hAnsi="Consolas" w:eastAsia="맑은 고딕"/>
+          <w:sz w:val="21"/>
+        </w:rPr>
+        <w:t xml:space="preserve">CURRENT_SCN</w:t>
+      </w:r>
+      <w:r>
+        <w:rPr>
+          <w:rFonts w:ascii="맑은 고딕" w:hAnsi="맑은 고딕" w:eastAsia="맑은 고딕"/>
+          <w:sz w:val="21"/>
+        </w:rPr>
+        <w:t xml:space="preserve"> 2,256,351. 시험을 오래 할수록 이 차이가 벌어지며, 되돌리기는 이 구간을 되감는 작업이다.</w:t>
       </w:r>
     </w:p>
     <w:p>
@@ -914,7 +1348,21 @@
           <w:rFonts w:ascii="맑은 고딕" w:hAnsi="맑은 고딕" w:eastAsia="맑은 고딕"/>
           <w:sz w:val="21"/>
         </w:rPr>
-        <w:t>해설: 예상과 달랐던 실측이다. `STORAGE_SIZE`는 "지금까지 쓴 양"이 아니라 전환할 때 확보된 크기에 가깝다. 144,766행이 그 안에서 감당됐다.</w:t>
+        <w:t xml:space="preserve">해설: 예상과 달랐던 실측이다. </w:t>
+      </w:r>
+      <w:r>
+        <w:rPr>
+          <w:rFonts w:ascii="Consolas" w:hAnsi="Consolas" w:eastAsia="맑은 고딕"/>
+          <w:sz w:val="21"/>
+        </w:rPr>
+        <w:t xml:space="preserve">STORAGE_SIZE</w:t>
+      </w:r>
+      <w:r>
+        <w:rPr>
+          <w:rFonts w:ascii="맑은 고딕" w:hAnsi="맑은 고딕" w:eastAsia="맑은 고딕"/>
+          <w:sz w:val="21"/>
+        </w:rPr>
+        <w:t xml:space="preserve">는 "지금까지 쓴 양"이 아니라 전환할 때 확보된 크기에 가깝다. 144,766행이 그 안에서 감당됐다.</w:t>
       </w:r>
     </w:p>
     <w:p>
@@ -933,7 +1381,21 @@
           <w:rFonts w:ascii="맑은 고딕" w:hAnsi="맑은 고딕" w:eastAsia="맑은 고딕"/>
           <w:sz w:val="21"/>
         </w:rPr>
-        <w:t>해설: 상-06 때문이다. `STORAGE_SIZE`는 움직이지 않을 수 있으므로 감시 지표로 쓰면 위험을 놓친다. FRA 안에서 실제로 차지한 비율을 본다.</w:t>
+        <w:t xml:space="preserve">해설: 상-06 때문이다. </w:t>
+      </w:r>
+      <w:r>
+        <w:rPr>
+          <w:rFonts w:ascii="Consolas" w:hAnsi="Consolas" w:eastAsia="맑은 고딕"/>
+          <w:sz w:val="21"/>
+        </w:rPr>
+        <w:t xml:space="preserve">STORAGE_SIZE</w:t>
+      </w:r>
+      <w:r>
+        <w:rPr>
+          <w:rFonts w:ascii="맑은 고딕" w:hAnsi="맑은 고딕" w:eastAsia="맑은 고딕"/>
+          <w:sz w:val="21"/>
+        </w:rPr>
+        <w:t xml:space="preserve">는 움직이지 않을 수 있으므로 감시 지표로 쓰면 위험을 놓친다. FRA 안에서 실제로 차지한 비율을 본다.</w:t>
       </w:r>
     </w:p>
     <w:p>
@@ -943,7 +1405,7 @@
           <w:b/>
           <w:sz w:val="21"/>
         </w:rPr>
-        <w:t>[상-08] 정답: ① 첫 번째보다 크다 — 그동안의 리두를 적용한 뒤 기준을 잡기 때문</w:t>
+        <w:t>[상-08] 정답: ② 첫 번째보다 크다 — 그동안의 리두를 적용한 뒤 기준을 잡기 때문</w:t>
       </w:r>
     </w:p>
     <w:p>
@@ -962,7 +1424,7 @@
           <w:b/>
           <w:sz w:val="21"/>
         </w:rPr>
-        <w:t>[상-09] 정답: ① Primary가 아직 적용되지 않은 아카이브를 지울 수 있다</w:t>
+        <w:t>[상-09] 정답: ④ Primary가 아직 적용되지 않은 아카이브를 지울 수 있다</w:t>
       </w:r>
     </w:p>
     <w:p>
@@ -981,7 +1443,7 @@
           <w:b/>
           <w:sz w:val="21"/>
         </w:rPr>
-        <w:t>[상-10] 정답: ① ORA-38784와 ORA-10456</w:t>
+        <w:t>[상-10] 정답: ④ ORA-38784와 ORA-10456</w:t>
       </w:r>
     </w:p>
     <w:p>
@@ -990,10 +1452,20 @@
           <w:rFonts w:ascii="맑은 고딕" w:hAnsi="맑은 고딕" w:eastAsia="맑은 고딕"/>
           <w:sz w:val="21"/>
         </w:rPr>
-        <w:t>해설: 전자는 MRP를 멈추지 않고 전환해서, 후자는 열기 전에 MRP를 띄워서 났다. 나머지(ORA-01665·ORA-00942·ORA-01219)는 정상 동작의 결과다. **Snapshot Standby에서 만나는 문제는 대부분 설정이 아니라 순서에서 온다.**</w:t>
+        <w:t xml:space="preserve">해설: 전자는 MRP를 멈추지 않고 전환해서, 후자는 열기 전에 MRP를 띄워서 났다. 나머지(ORA-01665·ORA-00942·ORA-01219)는 정상 동작의 결과다. </w:t>
+      </w:r>
+      <w:r>
+        <w:rPr>
+          <w:rFonts w:ascii="맑은 고딕" w:hAnsi="맑은 고딕" w:eastAsia="맑은 고딕"/>
+          <w:b/>
+          <w:sz w:val="21"/>
+        </w:rPr>
+        <w:t xml:space="preserve">Snapshot Standby에서 만나는 문제는 대부분 설정이 아니라 순서에서 온다.</w:t>
       </w:r>
     </w:p>
     <w:sectPr>
+      <w:headerReference w:type="default" r:id="rId9"/>
+      <w:footerReference w:type="default" r:id="rId10"/>
       <w:pgSz w:w="12240" w:h="15840"/>
       <w:pgMar w:top="1440" w:right="1800" w:bottom="1440" w:left="1800" w:header="720" w:footer="720" w:gutter="0"/>
       <w:cols w:space="720"/>
@@ -1001,6 +1473,26 @@
     </w:sectPr>
   </w:body>
 </w:document>
+</file>
+
+<file path=word/footer1.xml><?xml version="1.0" encoding="utf-8"?>
+<w:ftr xmlns:m="http://schemas.openxmlformats.org/officeDocument/2006/math" xmlns:mc="http://schemas.openxmlformats.org/markup-compatibility/2006" xmlns:mo="http://schemas.microsoft.com/office/mac/office/2008/main" xmlns:mv="urn:schemas-microsoft-com:mac:vml" xmlns:o="urn:schemas-microsoft-com:office:office" xmlns:r="http://schemas.openxmlformats.org/officeDocument/2006/relationships" xmlns:v="urn:schemas-microsoft-com:vml" xmlns:w10="urn:schemas-microsoft-com:office:word" xmlns:w14="http://schemas.microsoft.com/office/word/2010/wordml" xmlns:w="http://schemas.openxmlformats.org/wordprocessingml/2006/main" xmlns:wne="http://schemas.microsoft.com/office/word/2006/wordml" xmlns:wp14="http://schemas.microsoft.com/office/word/2010/wordprocessingDrawing" xmlns:wp="http://schemas.openxmlformats.org/drawingml/2006/wordprocessingDrawing" xmlns:wpc="http://schemas.microsoft.com/office/word/2010/wordprocessingCanvas" xmlns:wpg="http://schemas.microsoft.com/office/word/2010/wordprocessingGroup" xmlns:wpi="http://schemas.microsoft.com/office/word/2010/wordprocessingInk" xmlns:wps="http://schemas.microsoft.com/office/word/2010/wordprocessingShape" mc:Ignorable="w14 wp14">
+  <w:p>
+    <w:pPr>
+      <w:pStyle w:val="Footer"/>
+    </w:pPr>
+  </w:p>
+</w:ftr>
+</file>
+
+<file path=word/header1.xml><?xml version="1.0" encoding="utf-8"?>
+<w:hdr xmlns:m="http://schemas.openxmlformats.org/officeDocument/2006/math" xmlns:mc="http://schemas.openxmlformats.org/markup-compatibility/2006" xmlns:mo="http://schemas.microsoft.com/office/mac/office/2008/main" xmlns:mv="urn:schemas-microsoft-com:mac:vml" xmlns:o="urn:schemas-microsoft-com:office:office" xmlns:r="http://schemas.openxmlformats.org/officeDocument/2006/relationships" xmlns:v="urn:schemas-microsoft-com:vml" xmlns:w10="urn:schemas-microsoft-com:office:word" xmlns:w14="http://schemas.microsoft.com/office/word/2010/wordml" xmlns:w="http://schemas.openxmlformats.org/wordprocessingml/2006/main" xmlns:wne="http://schemas.microsoft.com/office/word/2006/wordml" xmlns:wp14="http://schemas.microsoft.com/office/word/2010/wordprocessingDrawing" xmlns:wp="http://schemas.openxmlformats.org/drawingml/2006/wordprocessingDrawing" xmlns:wpc="http://schemas.microsoft.com/office/word/2010/wordprocessingCanvas" xmlns:wpg="http://schemas.microsoft.com/office/word/2010/wordprocessingGroup" xmlns:wpi="http://schemas.microsoft.com/office/word/2010/wordprocessingInk" xmlns:wps="http://schemas.microsoft.com/office/word/2010/wordprocessingShape" mc:Ignorable="w14 wp14">
+  <w:p>
+    <w:pPr>
+      <w:pStyle w:val="Header"/>
+    </w:pPr>
+  </w:p>
+</w:hdr>
 </file>
 
 <file path=word/numbering.xml><?xml version="1.0" encoding="utf-8"?>
